--- a/exercise/exports/101-01-exercise1_worksheet.docx
+++ b/exercise/exports/101-01-exercise1_worksheet.docx
@@ -1,32 +1,36 @@
 
 <file path=word/document.xml><?xml version="1.0" encoding="utf-8"?>
-<w:document xmlns:w="http://schemas.openxmlformats.org/wordprocessingml/2006/main" xmlns:m="http://schemas.openxmlformats.org/officeDocument/2006/math" xmlns:r="http://schemas.openxmlformats.org/officeDocument/2006/relationships" xmlns:o="urn:schemas-microsoft-com:office:office" xmlns:v="urn:schemas-microsoft-com:vml" xmlns:w10="urn:schemas-microsoft-com:office:word" xmlns:a="http://schemas.openxmlformats.org/drawingml/2006/main" xmlns:pic="http://schemas.openxmlformats.org/drawingml/2006/picture" xmlns:wp="http://schemas.openxmlformats.org/drawingml/2006/wordprocessingDrawing">
+<w:document xmlns:wpc="http://schemas.microsoft.com/office/word/2010/wordprocessingCanvas" xmlns:cx="http://schemas.microsoft.com/office/drawing/2014/chartex" xmlns:cx1="http://schemas.microsoft.com/office/drawing/2015/9/8/chartex" xmlns:cx2="http://schemas.microsoft.com/office/drawing/2015/10/21/chartex" xmlns:cx3="http://schemas.microsoft.com/office/drawing/2016/5/9/chartex" xmlns:cx4="http://schemas.microsoft.com/office/drawing/2016/5/10/chartex" xmlns:cx5="http://schemas.microsoft.com/office/drawing/2016/5/11/chartex" xmlns:cx6="http://schemas.microsoft.com/office/drawing/2016/5/12/chartex" xmlns:cx7="http://schemas.microsoft.com/office/drawing/2016/5/13/chartex" xmlns:cx8="http://schemas.microsoft.com/office/drawing/2016/5/14/chartex" xmlns:mc="http://schemas.openxmlformats.org/markup-compatibility/2006" xmlns:aink="http://schemas.microsoft.com/office/drawing/2016/ink" xmlns:am3d="http://schemas.microsoft.com/office/drawing/2017/model3d" xmlns:o="urn:schemas-microsoft-com:office:office" xmlns:oel="http://schemas.microsoft.com/office/2019/extlst" xmlns:r="http://schemas.openxmlformats.org/officeDocument/2006/relationships" xmlns:m="http://schemas.openxmlformats.org/officeDocument/2006/math" xmlns:v="urn:schemas-microsoft-com:vml" xmlns:wp14="http://schemas.microsoft.com/office/word/2010/wordprocessingDrawing" xmlns:wp="http://schemas.openxmlformats.org/drawingml/2006/wordprocessingDrawing" xmlns:w10="urn:schemas-microsoft-com:office:word" xmlns:w="http://schemas.openxmlformats.org/wordprocessingml/2006/main" xmlns:w14="http://schemas.microsoft.com/office/word/2010/wordml" xmlns:w15="http://schemas.microsoft.com/office/word/2012/wordml" xmlns:w16cex="http://schemas.microsoft.com/office/word/2018/wordml/cex" xmlns:w16cid="http://schemas.microsoft.com/office/word/2016/wordml/cid" xmlns:w16="http://schemas.microsoft.com/office/word/2018/wordml" xmlns:w16du="http://schemas.microsoft.com/office/word/2023/wordml/word16du" xmlns:w16sdtdh="http://schemas.microsoft.com/office/word/2020/wordml/sdtdatahash" xmlns:w16sdtfl="http://schemas.microsoft.com/office/word/2024/wordml/sdtformatlock" xmlns:w16se="http://schemas.microsoft.com/office/word/2015/wordml/symex" xmlns:wpg="http://schemas.microsoft.com/office/word/2010/wordprocessingGroup" xmlns:wpi="http://schemas.microsoft.com/office/word/2010/wordprocessingInk" xmlns:wne="http://schemas.microsoft.com/office/word/2006/wordml" xmlns:wps="http://schemas.microsoft.com/office/word/2010/wordprocessingShape" mc:Ignorable="w14 w15 w16se w16cid w16 w16cex w16sdtdh w16sdtfl w16du wp14">
   <w:body>
-    <w:bookmarkStart w:id="14" w:name="X4ad0ce1f3915d1d0132f5756d3b999e21b6f6b1"/>
     <w:p>
       <w:pPr>
         <w:pStyle w:val="Heading1"/>
       </w:pPr>
-      <w:r>
-        <w:t xml:space="preserve">Exercise 1 (30–35 min): Design a Retry-Safe “Create Order” API - Attendee Worksheet</w:t>
-      </w:r>
-    </w:p>
-    <w:bookmarkStart w:id="13" w:name="attendee-worksheet-printable"/>
-    <w:p>
-      <w:pPr>
-        <w:pStyle w:val="Heading2"/>
-      </w:pPr>
-      <w:r>
-        <w:t xml:space="preserve">Attendee Worksheet (printable)</w:t>
-      </w:r>
-    </w:p>
-    <w:bookmarkStart w:id="9" w:name="part-a-define-the-api-contract-10-min"/>
+      <w:bookmarkStart w:id="0" w:name="X4ad0ce1f3915d1d0132f5756d3b999e21b6f6b1"/>
+      <w:r>
+        <w:t>Exercise 1 (</w:t>
+      </w:r>
+      <w:r>
+        <w:t>20</w:t>
+      </w:r>
+      <w:r>
+        <w:t xml:space="preserve"> min): Design a Retry-Safe “Create Order” API - Attendee Worksheet</w:t>
+      </w:r>
+    </w:p>
     <w:p>
       <w:pPr>
         <w:pStyle w:val="Heading3"/>
       </w:pPr>
-      <w:r>
-        <w:t xml:space="preserve">Part A — Define the API contract (10 min)</w:t>
+      <w:bookmarkStart w:id="1" w:name="attendee-worksheet-printable"/>
+      <w:bookmarkStart w:id="2" w:name="part-a-define-the-api-contract-10-min"/>
+      <w:r>
+        <w:t>Part A — Define the API contract (</w:t>
+      </w:r>
+      <w:r>
+        <w:t>5</w:t>
+      </w:r>
+      <w:r>
+        <w:t xml:space="preserve"> min)</w:t>
       </w:r>
     </w:p>
     <w:p>
@@ -34,7 +38,7 @@
         <w:pStyle w:val="FirstParagraph"/>
       </w:pPr>
       <w:r>
-        <w:t xml:space="preserve">Fill in:</w:t>
+        <w:t>Fill in:</w:t>
       </w:r>
     </w:p>
     <w:p>
@@ -42,46 +46,44 @@
         <w:pStyle w:val="Compact"/>
         <w:numPr>
           <w:ilvl w:val="0"/>
-          <w:numId w:val="1001"/>
-        </w:numPr>
+          <w:numId w:val="2"/>
+        </w:numPr>
+        <w:ind w:left="426"/>
       </w:pPr>
       <w:r>
         <w:rPr>
           <w:b/>
           <w:bCs/>
         </w:rPr>
-        <w:t xml:space="preserve">Request</w:t>
+        <w:t>Request</w:t>
       </w:r>
     </w:p>
     <w:p>
       <w:pPr>
         <w:numPr>
           <w:ilvl w:val="0"/>
-          <w:numId w:val="1002"/>
-        </w:numPr>
-      </w:pPr>
-      <w:r>
-        <w:t xml:space="preserve">Endpoint:</w:t>
-      </w:r>
-      <w:r>
-        <w:t xml:space="preserve"> </w:t>
+          <w:numId w:val="3"/>
+        </w:numPr>
+      </w:pPr>
+      <w:r>
+        <w:t xml:space="preserve">Endpoint: </w:t>
       </w:r>
       <w:r>
         <w:rPr>
           <w:rStyle w:val="VerbatimChar"/>
         </w:rPr>
-        <w:t xml:space="preserve">POST /orders</w:t>
+        <w:t>POST /orders</w:t>
       </w:r>
     </w:p>
     <w:p>
       <w:pPr>
         <w:numPr>
           <w:ilvl w:val="0"/>
-          <w:numId w:val="1002"/>
-        </w:numPr>
-      </w:pPr>
-      <w:r>
-        <w:t xml:space="preserve">Headers:</w:t>
+          <w:numId w:val="3"/>
+        </w:numPr>
+      </w:pPr>
+      <w:r>
+        <w:t>Headers:</w:t>
       </w:r>
     </w:p>
     <w:p>
@@ -89,25 +91,25 @@
         <w:pStyle w:val="Compact"/>
         <w:numPr>
           <w:ilvl w:val="1"/>
-          <w:numId w:val="1003"/>
+          <w:numId w:val="4"/>
         </w:numPr>
       </w:pPr>
       <w:r>
         <w:rPr>
           <w:rStyle w:val="VerbatimChar"/>
         </w:rPr>
-        <w:t xml:space="preserve">Idempotency-Key: ____________________</w:t>
+        <w:t>Idempotency-Key: ____________________</w:t>
       </w:r>
     </w:p>
     <w:p>
       <w:pPr>
         <w:numPr>
           <w:ilvl w:val="0"/>
-          <w:numId w:val="1002"/>
-        </w:numPr>
-      </w:pPr>
-      <w:r>
-        <w:t xml:space="preserve">Body fields (minimal):</w:t>
+          <w:numId w:val="3"/>
+        </w:numPr>
+      </w:pPr>
+      <w:r>
+        <w:t>Body fields (minimal):</w:t>
       </w:r>
     </w:p>
     <w:p>
@@ -115,75 +117,70 @@
         <w:pStyle w:val="Compact"/>
         <w:numPr>
           <w:ilvl w:val="1"/>
-          <w:numId w:val="1004"/>
+          <w:numId w:val="5"/>
         </w:numPr>
       </w:pPr>
       <w:r>
         <w:rPr>
           <w:rStyle w:val="VerbatimChar"/>
         </w:rPr>
-        <w:t xml:space="preserve">user_id</w:t>
-      </w:r>
-      <w:r>
-        <w:t xml:space="preserve">,</w:t>
-      </w:r>
-      <w:r>
-        <w:t xml:space="preserve"> </w:t>
+        <w:t>user_id</w:t>
+      </w:r>
+      <w:r>
+        <w:t xml:space="preserve">, </w:t>
       </w:r>
       <w:r>
         <w:rPr>
           <w:rStyle w:val="VerbatimChar"/>
         </w:rPr>
-        <w:t xml:space="preserve">cart_id</w:t>
-      </w:r>
-      <w:r>
-        <w:t xml:space="preserve">,</w:t>
-      </w:r>
-      <w:r>
-        <w:t xml:space="preserve"> </w:t>
+        <w:t>cart_id</w:t>
+      </w:r>
+      <w:r>
+        <w:t xml:space="preserve">, </w:t>
       </w:r>
       <w:r>
         <w:rPr>
           <w:rStyle w:val="VerbatimChar"/>
         </w:rPr>
-        <w:t xml:space="preserve">amount</w:t>
-      </w:r>
-      <w:r>
-        <w:t xml:space="preserve">,</w:t>
-      </w:r>
-      <w:r>
-        <w:t xml:space="preserve"> </w:t>
+        <w:t>amount</w:t>
+      </w:r>
+      <w:r>
+        <w:t xml:space="preserve">, </w:t>
       </w:r>
       <w:r>
         <w:rPr>
           <w:rStyle w:val="VerbatimChar"/>
         </w:rPr>
-        <w:t xml:space="preserve">currency</w:t>
-      </w:r>
-      <w:r>
-        <w:t xml:space="preserve">, etc.</w:t>
+        <w:t>currency</w:t>
+      </w:r>
+      <w:r>
+        <w:t>, etc.</w:t>
       </w:r>
     </w:p>
     <w:p>
       <w:pPr>
         <w:pStyle w:val="Compact"/>
+        <w:ind w:left="1440"/>
+      </w:pPr>
+    </w:p>
+    <w:p>
+      <w:pPr>
+        <w:pStyle w:val="Compact"/>
         <w:numPr>
           <w:ilvl w:val="0"/>
-          <w:numId w:val="1005"/>
-        </w:numPr>
+          <w:numId w:val="6"/>
+        </w:numPr>
+        <w:ind w:left="426"/>
       </w:pPr>
       <w:r>
         <w:rPr>
           <w:b/>
           <w:bCs/>
         </w:rPr>
-        <w:t xml:space="preserve">Responses</w:t>
-      </w:r>
-      <w:r>
-        <w:t xml:space="preserve"> </w:t>
-      </w:r>
-      <w:r>
-        <w:t xml:space="preserve">Define what the API returns for:</w:t>
+        <w:t>Responses</w:t>
+      </w:r>
+      <w:r>
+        <w:t xml:space="preserve"> Define what the API returns for:</w:t>
       </w:r>
     </w:p>
     <w:p>
@@ -191,7 +188,7 @@
         <w:pStyle w:val="Compact"/>
         <w:numPr>
           <w:ilvl w:val="0"/>
-          <w:numId w:val="1006"/>
+          <w:numId w:val="7"/>
         </w:numPr>
       </w:pPr>
       <w:r>
@@ -199,34 +196,25 @@
           <w:b/>
           <w:bCs/>
         </w:rPr>
-        <w:t xml:space="preserve">First successful request</w:t>
-      </w:r>
-      <w:r>
-        <w:t xml:space="preserve">: status</w:t>
-      </w:r>
-      <w:r>
-        <w:t xml:space="preserve"> </w:t>
+        <w:t>First successful request</w:t>
+      </w:r>
+      <w:r>
+        <w:t xml:space="preserve">: status </w:t>
       </w:r>
       <w:r>
         <w:rPr>
           <w:rStyle w:val="VerbatimChar"/>
         </w:rPr>
-        <w:t xml:space="preserve">____</w:t>
-      </w:r>
-      <w:r>
-        <w:t xml:space="preserve"> </w:t>
-      </w:r>
-      <w:r>
-        <w:t xml:space="preserve">and body</w:t>
-      </w:r>
-      <w:r>
-        <w:t xml:space="preserve"> </w:t>
+        <w:t>____</w:t>
+      </w:r>
+      <w:r>
+        <w:t xml:space="preserve"> and body </w:t>
       </w:r>
       <w:r>
         <w:rPr>
           <w:rStyle w:val="VerbatimChar"/>
         </w:rPr>
-        <w:t xml:space="preserve">________________</w:t>
+        <w:t>________________</w:t>
       </w:r>
     </w:p>
     <w:p>
@@ -234,7 +222,7 @@
         <w:pStyle w:val="Compact"/>
         <w:numPr>
           <w:ilvl w:val="0"/>
-          <w:numId w:val="1006"/>
+          <w:numId w:val="7"/>
         </w:numPr>
       </w:pPr>
       <w:r>
@@ -242,34 +230,25 @@
           <w:b/>
           <w:bCs/>
         </w:rPr>
-        <w:t xml:space="preserve">Replay of the same key after success</w:t>
-      </w:r>
-      <w:r>
-        <w:t xml:space="preserve">: status</w:t>
-      </w:r>
-      <w:r>
-        <w:t xml:space="preserve"> </w:t>
+        <w:t>Replay of the same key after success</w:t>
+      </w:r>
+      <w:r>
+        <w:t xml:space="preserve">: status </w:t>
       </w:r>
       <w:r>
         <w:rPr>
           <w:rStyle w:val="VerbatimChar"/>
         </w:rPr>
-        <w:t xml:space="preserve">____</w:t>
-      </w:r>
-      <w:r>
-        <w:t xml:space="preserve"> </w:t>
-      </w:r>
-      <w:r>
-        <w:t xml:space="preserve">and body</w:t>
-      </w:r>
-      <w:r>
-        <w:t xml:space="preserve"> </w:t>
+        <w:t>____</w:t>
+      </w:r>
+      <w:r>
+        <w:t xml:space="preserve"> and body </w:t>
       </w:r>
       <w:r>
         <w:rPr>
           <w:rStyle w:val="VerbatimChar"/>
         </w:rPr>
-        <w:t xml:space="preserve">________________</w:t>
+        <w:t>________________</w:t>
       </w:r>
     </w:p>
     <w:p>
@@ -277,7 +256,7 @@
         <w:pStyle w:val="Compact"/>
         <w:numPr>
           <w:ilvl w:val="0"/>
-          <w:numId w:val="1006"/>
+          <w:numId w:val="7"/>
         </w:numPr>
       </w:pPr>
       <w:r>
@@ -285,51 +264,51 @@
           <w:b/>
           <w:bCs/>
         </w:rPr>
-        <w:t xml:space="preserve">Replay while first request is still running</w:t>
-      </w:r>
-      <w:r>
-        <w:t xml:space="preserve">: status</w:t>
-      </w:r>
-      <w:r>
-        <w:t xml:space="preserve"> </w:t>
+        <w:t>Replay while first request is still running</w:t>
+      </w:r>
+      <w:r>
+        <w:t xml:space="preserve">: status </w:t>
       </w:r>
       <w:r>
         <w:rPr>
           <w:rStyle w:val="VerbatimChar"/>
         </w:rPr>
-        <w:t xml:space="preserve">____</w:t>
-      </w:r>
-      <w:r>
-        <w:t xml:space="preserve"> </w:t>
-      </w:r>
-      <w:r>
-        <w:t xml:space="preserve">and body</w:t>
-      </w:r>
-      <w:r>
-        <w:t xml:space="preserve"> </w:t>
+        <w:t>____</w:t>
+      </w:r>
+      <w:r>
+        <w:t xml:space="preserve"> and body </w:t>
       </w:r>
       <w:r>
         <w:rPr>
           <w:rStyle w:val="VerbatimChar"/>
         </w:rPr>
-        <w:t xml:space="preserve">________________</w:t>
-      </w:r>
-    </w:p>
-    <w:p>
-      <w:r>
-        <w:pict>
-          <v:rect style="width:0;height:1.5pt" o:hralign="center" o:hrstd="t" o:hr="t"/>
+        <w:t>________________</w:t>
+      </w:r>
+    </w:p>
+    <w:p>
+      <w:r>
+        <w:rPr>
+          <w:noProof/>
+        </w:rPr>
+        <w:pict w14:anchorId="050C1201">
+          <v:rect id="_x0000_i1028" alt="" style="width:404.8pt;height:.05pt;mso-width-percent:0;mso-height-percent:0;mso-width-percent:0;mso-height-percent:0" o:hrpct="865" o:hralign="center" o:hrstd="t" o:hr="t"/>
         </w:pict>
       </w:r>
     </w:p>
-    <w:bookmarkEnd w:id="9"/>
-    <w:bookmarkStart w:id="10" w:name="part-b-server-side-storage-design-10-min"/>
     <w:p>
       <w:pPr>
         <w:pStyle w:val="Heading3"/>
       </w:pPr>
-      <w:r>
-        <w:t xml:space="preserve">Part B — Server-side storage design (10 min)</w:t>
+      <w:bookmarkStart w:id="3" w:name="part-b-server-side-storage-design-10-min"/>
+      <w:bookmarkEnd w:id="2"/>
+      <w:r>
+        <w:t>Part B — Server-side storage design (</w:t>
+      </w:r>
+      <w:r>
+        <w:t>5</w:t>
+      </w:r>
+      <w:r>
+        <w:t xml:space="preserve"> min)</w:t>
       </w:r>
     </w:p>
     <w:p>
@@ -337,7 +316,7 @@
         <w:pStyle w:val="FirstParagraph"/>
       </w:pPr>
       <w:r>
-        <w:t xml:space="preserve">Design the minimal server-side data you need.</w:t>
+        <w:t>Design the minimal server-side data you need.</w:t>
       </w:r>
     </w:p>
     <w:p>
@@ -345,11 +324,12 @@
         <w:pStyle w:val="Compact"/>
         <w:numPr>
           <w:ilvl w:val="0"/>
-          <w:numId w:val="1007"/>
-        </w:numPr>
-      </w:pPr>
-      <w:r>
-        <w:t xml:space="preserve">What table(s) do you add?</w:t>
+          <w:numId w:val="8"/>
+        </w:numPr>
+        <w:ind w:left="426"/>
+      </w:pPr>
+      <w:r>
+        <w:t>What table(s) do you add?</w:t>
       </w:r>
     </w:p>
     <w:p>
@@ -357,11 +337,11 @@
         <w:pStyle w:val="Compact"/>
         <w:numPr>
           <w:ilvl w:val="0"/>
-          <w:numId w:val="1008"/>
-        </w:numPr>
-      </w:pPr>
-      <w:r>
-        <w:t xml:space="preserve">Table name(s): ____________________</w:t>
+          <w:numId w:val="9"/>
+        </w:numPr>
+      </w:pPr>
+      <w:r>
+        <w:t>Table name(s): ____________________</w:t>
       </w:r>
     </w:p>
     <w:p>
@@ -369,11 +349,11 @@
         <w:pStyle w:val="Compact"/>
         <w:numPr>
           <w:ilvl w:val="0"/>
-          <w:numId w:val="1008"/>
-        </w:numPr>
-      </w:pPr>
-      <w:r>
-        <w:t xml:space="preserve">Key columns: ______________________</w:t>
+          <w:numId w:val="9"/>
+        </w:numPr>
+      </w:pPr>
+      <w:r>
+        <w:t>Key columns: ______________________</w:t>
       </w:r>
     </w:p>
     <w:p>
@@ -381,11 +361,11 @@
         <w:pStyle w:val="Compact"/>
         <w:numPr>
           <w:ilvl w:val="0"/>
-          <w:numId w:val="1008"/>
-        </w:numPr>
-      </w:pPr>
-      <w:r>
-        <w:t xml:space="preserve">What do you store: full response vs reference (order_id/job_id)? Why?</w:t>
+          <w:numId w:val="9"/>
+        </w:numPr>
+      </w:pPr>
+      <w:r>
+        <w:t>What do you store: full response vs reference (order_id/job_id)? Why?</w:t>
       </w:r>
     </w:p>
     <w:p>
@@ -393,17 +373,12 @@
         <w:pStyle w:val="Compact"/>
         <w:numPr>
           <w:ilvl w:val="0"/>
-          <w:numId w:val="1009"/>
-        </w:numPr>
-      </w:pPr>
-      <w:r>
-        <w:t xml:space="preserve">What is the scope of idempotency?</w:t>
-      </w:r>
-      <w:r>
-        <w:t xml:space="preserve"> </w:t>
-      </w:r>
-      <w:r>
-        <w:t xml:space="preserve">Pick one:</w:t>
+          <w:numId w:val="10"/>
+        </w:numPr>
+        <w:ind w:left="426"/>
+      </w:pPr>
+      <w:r>
+        <w:t>What is the scope of idempotency? Pick one:</w:t>
       </w:r>
     </w:p>
     <w:p>
@@ -411,11 +386,11 @@
         <w:pStyle w:val="Compact"/>
         <w:numPr>
           <w:ilvl w:val="0"/>
-          <w:numId w:val="1010"/>
-        </w:numPr>
-      </w:pPr>
-      <w:r>
-        <w:t xml:space="preserve">( ) Global (dangerous)</w:t>
+          <w:numId w:val="11"/>
+        </w:numPr>
+      </w:pPr>
+      <w:r>
+        <w:t>( ) Global (dangerous)</w:t>
       </w:r>
     </w:p>
     <w:p>
@@ -423,11 +398,11 @@
         <w:pStyle w:val="Compact"/>
         <w:numPr>
           <w:ilvl w:val="0"/>
-          <w:numId w:val="1010"/>
-        </w:numPr>
-      </w:pPr>
-      <w:r>
-        <w:t xml:space="preserve">( ) Per endpoint</w:t>
+          <w:numId w:val="11"/>
+        </w:numPr>
+      </w:pPr>
+      <w:r>
+        <w:t>( ) Per endpoint</w:t>
       </w:r>
     </w:p>
     <w:p>
@@ -435,11 +410,11 @@
         <w:pStyle w:val="Compact"/>
         <w:numPr>
           <w:ilvl w:val="0"/>
-          <w:numId w:val="1010"/>
-        </w:numPr>
-      </w:pPr>
-      <w:r>
-        <w:t xml:space="preserve">( ) Per user + endpoint (recommended)</w:t>
+          <w:numId w:val="11"/>
+        </w:numPr>
+      </w:pPr>
+      <w:r>
+        <w:t>( ) Per user + endpoint (recommended)</w:t>
       </w:r>
     </w:p>
     <w:p>
@@ -447,11 +422,11 @@
         <w:pStyle w:val="Compact"/>
         <w:numPr>
           <w:ilvl w:val="0"/>
-          <w:numId w:val="1010"/>
-        </w:numPr>
-      </w:pPr>
-      <w:r>
-        <w:t xml:space="preserve">( ) Other: ___________</w:t>
+          <w:numId w:val="11"/>
+        </w:numPr>
+      </w:pPr>
+      <w:r>
+        <w:t>( ) Other: ___________</w:t>
       </w:r>
     </w:p>
     <w:p>
@@ -459,11 +434,12 @@
         <w:pStyle w:val="Compact"/>
         <w:numPr>
           <w:ilvl w:val="0"/>
-          <w:numId w:val="1011"/>
-        </w:numPr>
-      </w:pPr>
-      <w:r>
-        <w:t xml:space="preserve">TTL / retention</w:t>
+          <w:numId w:val="12"/>
+        </w:numPr>
+        <w:ind w:left="426"/>
+      </w:pPr>
+      <w:r>
+        <w:t>TTL / retention</w:t>
       </w:r>
     </w:p>
     <w:p>
@@ -471,11 +447,11 @@
         <w:pStyle w:val="Compact"/>
         <w:numPr>
           <w:ilvl w:val="0"/>
-          <w:numId w:val="1012"/>
-        </w:numPr>
-      </w:pPr>
-      <w:r>
-        <w:t xml:space="preserve">How long do you keep idempotency records? ___________</w:t>
+          <w:numId w:val="13"/>
+        </w:numPr>
+      </w:pPr>
+      <w:r>
+        <w:t>How long do you keep idempotency records? ___________</w:t>
       </w:r>
     </w:p>
     <w:p>
@@ -483,28 +459,38 @@
         <w:pStyle w:val="Compact"/>
         <w:numPr>
           <w:ilvl w:val="0"/>
-          <w:numId w:val="1012"/>
-        </w:numPr>
-      </w:pPr>
-      <w:r>
-        <w:t xml:space="preserve">Why not forever? Why not 5 minutes?</w:t>
-      </w:r>
-    </w:p>
-    <w:p>
-      <w:r>
-        <w:pict>
-          <v:rect style="width:0;height:1.5pt" o:hralign="center" o:hrstd="t" o:hr="t"/>
+          <w:numId w:val="13"/>
+        </w:numPr>
+      </w:pPr>
+      <w:r>
+        <w:t>Why not forever? Why not 5 minutes?</w:t>
+      </w:r>
+    </w:p>
+    <w:p>
+      <w:r>
+        <w:rPr>
+          <w:noProof/>
+        </w:rPr>
+        <w:pict w14:anchorId="74329FBA">
+          <v:rect id="_x0000_i1027" alt="" style="width:404.8pt;height:.05pt;mso-width-percent:0;mso-height-percent:0;mso-width-percent:0;mso-height-percent:0" o:hrpct="865" o:hralign="center" o:hrstd="t" o:hr="t"/>
         </w:pict>
       </w:r>
     </w:p>
-    <w:bookmarkEnd w:id="10"/>
-    <w:bookmarkStart w:id="11" w:name="part-c-concurrency-crash-safety-10-min"/>
     <w:p>
       <w:pPr>
         <w:pStyle w:val="Heading3"/>
       </w:pPr>
-      <w:r>
-        <w:t xml:space="preserve">Part C — Concurrency + crash safety (10 min)</w:t>
+      <w:bookmarkStart w:id="4" w:name="part-c-concurrency-crash-safety-10-min"/>
+      <w:bookmarkEnd w:id="3"/>
+      <w:r>
+        <w:lastRenderedPageBreak/>
+        <w:t>Part C — Concurrency + crash safety (</w:t>
+      </w:r>
+      <w:r>
+        <w:t>5</w:t>
+      </w:r>
+      <w:r>
+        <w:t xml:space="preserve"> min)</w:t>
       </w:r>
     </w:p>
     <w:p>
@@ -512,7 +498,7 @@
         <w:pStyle w:val="FirstParagraph"/>
       </w:pPr>
       <w:r>
-        <w:t xml:space="preserve">Handle these realities:</w:t>
+        <w:t>Handle these realities:</w:t>
       </w:r>
     </w:p>
     <w:p>
@@ -520,24 +506,22 @@
         <w:pStyle w:val="Compact"/>
         <w:numPr>
           <w:ilvl w:val="0"/>
-          <w:numId w:val="1013"/>
-        </w:numPr>
-      </w:pPr>
-      <w:r>
-        <w:t xml:space="preserve">Two identical requests (same idempotency key) arrive</w:t>
-      </w:r>
-      <w:r>
-        <w:t xml:space="preserve"> </w:t>
+          <w:numId w:val="14"/>
+        </w:numPr>
+        <w:ind w:left="426"/>
+      </w:pPr>
+      <w:r>
+        <w:t xml:space="preserve">Two identical requests (same idempotency key) arrive </w:t>
       </w:r>
       <w:r>
         <w:rPr>
           <w:b/>
           <w:bCs/>
         </w:rPr>
-        <w:t xml:space="preserve">at the same time</w:t>
-      </w:r>
-      <w:r>
-        <w:t xml:space="preserve">.</w:t>
+        <w:t>at the same time</w:t>
+      </w:r>
+      <w:r>
+        <w:t>.</w:t>
       </w:r>
     </w:p>
     <w:p>
@@ -545,11 +529,14 @@
         <w:pStyle w:val="Compact"/>
         <w:numPr>
           <w:ilvl w:val="0"/>
-          <w:numId w:val="1014"/>
-        </w:numPr>
-      </w:pPr>
-      <w:r>
-        <w:t xml:space="preserve">How do you prevent creating two orders?</w:t>
+          <w:numId w:val="15"/>
+        </w:numPr>
+      </w:pPr>
+      <w:r>
+        <w:t>How do you prevent creating two orders?</w:t>
+      </w:r>
+      <w:r>
+        <w:br/>
       </w:r>
     </w:p>
     <w:p>
@@ -557,11 +544,12 @@
         <w:pStyle w:val="Compact"/>
         <w:numPr>
           <w:ilvl w:val="0"/>
-          <w:numId w:val="1015"/>
-        </w:numPr>
-      </w:pPr>
-      <w:r>
-        <w:t xml:space="preserve">The service crashes after charging payment but before returning a response.</w:t>
+          <w:numId w:val="16"/>
+        </w:numPr>
+        <w:ind w:left="426"/>
+      </w:pPr>
+      <w:r>
+        <w:t>The service crashes after charging payment but before returning a response.</w:t>
       </w:r>
     </w:p>
     <w:p>
@@ -569,11 +557,14 @@
         <w:pStyle w:val="Compact"/>
         <w:numPr>
           <w:ilvl w:val="0"/>
-          <w:numId w:val="1016"/>
-        </w:numPr>
-      </w:pPr>
-      <w:r>
-        <w:t xml:space="preserve">What do you need to record, and when, to avoid inconsistent outcomes?</w:t>
+          <w:numId w:val="17"/>
+        </w:numPr>
+      </w:pPr>
+      <w:r>
+        <w:t>What do you need to record, and when, to avoid inconsistent outcomes?</w:t>
+      </w:r>
+      <w:r>
+        <w:br/>
       </w:r>
     </w:p>
     <w:p>
@@ -581,11 +572,12 @@
         <w:pStyle w:val="Compact"/>
         <w:numPr>
           <w:ilvl w:val="0"/>
-          <w:numId w:val="1017"/>
-        </w:numPr>
-      </w:pPr>
-      <w:r>
-        <w:t xml:space="preserve">What do you do if the replay request body differs from the original (same key, different amount/cart)?</w:t>
+          <w:numId w:val="18"/>
+        </w:numPr>
+        <w:ind w:left="426"/>
+      </w:pPr>
+      <w:r>
+        <w:t>What do you do if the replay request body differs from the original (same key, different amount/cart)?</w:t>
       </w:r>
     </w:p>
     <w:p>
@@ -593,28 +585,31 @@
         <w:pStyle w:val="Compact"/>
         <w:numPr>
           <w:ilvl w:val="0"/>
-          <w:numId w:val="1018"/>
-        </w:numPr>
-      </w:pPr>
-      <w:r>
-        <w:t xml:space="preserve">Behavior: ______________________</w:t>
-      </w:r>
-    </w:p>
-    <w:p>
-      <w:r>
-        <w:pict>
-          <v:rect style="width:0;height:1.5pt" o:hralign="center" o:hrstd="t" o:hr="t"/>
+          <w:numId w:val="19"/>
+        </w:numPr>
+      </w:pPr>
+      <w:r>
+        <w:t>Behavior: ______________________</w:t>
+      </w:r>
+    </w:p>
+    <w:p>
+      <w:r>
+        <w:rPr>
+          <w:noProof/>
+        </w:rPr>
+        <w:pict w14:anchorId="3E1CD873">
+          <v:rect id="_x0000_i1026" alt="" style="width:404.8pt;height:.05pt;mso-width-percent:0;mso-height-percent:0;mso-width-percent:0;mso-height-percent:0" o:hrpct="865" o:hralign="center" o:hrstd="t" o:hr="t"/>
         </w:pict>
       </w:r>
     </w:p>
-    <w:bookmarkEnd w:id="11"/>
-    <w:bookmarkStart w:id="12" w:name="part-d-bonus-if-time"/>
     <w:p>
       <w:pPr>
         <w:pStyle w:val="Heading3"/>
       </w:pPr>
-      <w:r>
-        <w:t xml:space="preserve">Part D — Bonus (if time)</w:t>
+      <w:bookmarkStart w:id="5" w:name="part-d-bonus-if-time"/>
+      <w:bookmarkEnd w:id="4"/>
+      <w:r>
+        <w:t>Part D — Bonus (if time)</w:t>
       </w:r>
     </w:p>
     <w:p>
@@ -622,7 +617,7 @@
         <w:pStyle w:val="FirstParagraph"/>
       </w:pPr>
       <w:r>
-        <w:t xml:space="preserve">If order fulfillment is async:</w:t>
+        <w:t>If order fulfillment is async:</w:t>
       </w:r>
     </w:p>
     <w:p>
@@ -630,23 +625,20 @@
         <w:pStyle w:val="Compact"/>
         <w:numPr>
           <w:ilvl w:val="0"/>
-          <w:numId w:val="1019"/>
-        </w:numPr>
-      </w:pPr>
-      <w:r>
-        <w:t xml:space="preserve">Do you return</w:t>
-      </w:r>
-      <w:r>
-        <w:t xml:space="preserve"> </w:t>
+          <w:numId w:val="20"/>
+        </w:numPr>
+      </w:pPr>
+      <w:r>
+        <w:t xml:space="preserve">Do you return </w:t>
       </w:r>
       <w:r>
         <w:rPr>
           <w:rStyle w:val="VerbatimChar"/>
         </w:rPr>
-        <w:t xml:space="preserve">202</w:t>
-      </w:r>
-      <w:r>
-        <w:t xml:space="preserve">?</w:t>
+        <w:t>202</w:t>
+      </w:r>
+      <w:r>
+        <w:t>?</w:t>
       </w:r>
     </w:p>
     <w:p>
@@ -654,11 +646,11 @@
         <w:pStyle w:val="Compact"/>
         <w:numPr>
           <w:ilvl w:val="0"/>
-          <w:numId w:val="1019"/>
-        </w:numPr>
-      </w:pPr>
-      <w:r>
-        <w:t xml:space="preserve">What status endpoint do you add?</w:t>
+          <w:numId w:val="20"/>
+        </w:numPr>
+      </w:pPr>
+      <w:r>
+        <w:t>What status endpoint do you add?</w:t>
       </w:r>
     </w:p>
     <w:p>
@@ -666,61 +658,44 @@
         <w:pStyle w:val="Compact"/>
         <w:numPr>
           <w:ilvl w:val="0"/>
-          <w:numId w:val="1019"/>
-        </w:numPr>
-      </w:pPr>
-      <w:r>
-        <w:t xml:space="preserve">How does idempotency map to a stable job/order identifier?</w:t>
-      </w:r>
-    </w:p>
-    <w:p>
-      <w:r>
-        <w:pict>
-          <v:rect style="width:0;height:1.5pt" o:hralign="center" o:hrstd="t" o:hr="t"/>
+          <w:numId w:val="20"/>
+        </w:numPr>
+      </w:pPr>
+      <w:r>
+        <w:t>How does idempotency map to a stable job/order identifier?</w:t>
+      </w:r>
+    </w:p>
+    <w:p>
+      <w:r>
+        <w:rPr>
+          <w:noProof/>
+        </w:rPr>
+        <w:pict w14:anchorId="39E8B49E">
+          <v:rect id="_x0000_i1025" alt="" style="width:404.8pt;height:.05pt;mso-width-percent:0;mso-height-percent:0;mso-width-percent:0;mso-height-percent:0" o:hrpct="865" o:hralign="center" o:hrstd="t" o:hr="t"/>
         </w:pict>
       </w:r>
-    </w:p>
-    <w:bookmarkEnd w:id="12"/>
-    <w:bookmarkEnd w:id="13"/>
-    <w:bookmarkEnd w:id="14"/>
+      <w:bookmarkEnd w:id="0"/>
+      <w:bookmarkEnd w:id="1"/>
+      <w:bookmarkEnd w:id="5"/>
+    </w:p>
     <w:sectPr>
       <w:footnotePr>
         <w:numRestart w:val="eachSect"/>
       </w:footnotePr>
       <w:pgSz w:w="11906" w:h="16838"/>
+      <w:pgMar w:top="1440" w:right="1440" w:bottom="1440" w:left="1440" w:header="720" w:footer="720" w:gutter="0"/>
+      <w:cols w:space="720"/>
     </w:sectPr>
   </w:body>
 </w:document>
 </file>
 
-<file path=word/comments.xml><?xml version="1.0" encoding="utf-8"?>
-<w:comments xmlns:w="http://schemas.openxmlformats.org/wordprocessingml/2006/main" xmlns:m="http://schemas.openxmlformats.org/officeDocument/2006/math" xmlns:r="http://schemas.openxmlformats.org/officeDocument/2006/relationships" xmlns:o="urn:schemas-microsoft-com:office:office" xmlns:v="urn:schemas-microsoft-com:vml" xmlns:w10="urn:schemas-microsoft-com:office:word" xmlns:a="http://schemas.openxmlformats.org/drawingml/2006/main" xmlns:pic="http://schemas.openxmlformats.org/drawingml/2006/picture" xmlns:wp="http://schemas.openxmlformats.org/drawingml/2006/wordprocessingDrawing"/>
-</file>
-
-<file path=word/footnotes.xml><?xml version="1.0" encoding="utf-8"?>
-<w:footnotes xmlns:w="http://schemas.openxmlformats.org/wordprocessingml/2006/main" xmlns:m="http://schemas.openxmlformats.org/officeDocument/2006/math" xmlns:r="http://schemas.openxmlformats.org/officeDocument/2006/relationships" xmlns:o="urn:schemas-microsoft-com:office:office" xmlns:v="urn:schemas-microsoft-com:vml" xmlns:w10="urn:schemas-microsoft-com:office:word" xmlns:a="http://schemas.openxmlformats.org/drawingml/2006/main" xmlns:pic="http://schemas.openxmlformats.org/drawingml/2006/picture" xmlns:wp="http://schemas.openxmlformats.org/drawingml/2006/wordprocessingDrawing">
-  <w:footnote w:type="continuationSeparator" w:id="0">
-    <w:p>
-      <w:r>
-        <w:continuationSeparator/>
-      </w:r>
-    </w:p>
-  </w:footnote>
-  <w:footnote w:type="separator" w:id="-1">
-    <w:p>
-      <w:r>
-        <w:separator/>
-      </w:r>
-    </w:p>
-  </w:footnote>
-</w:footnotes>
-</file>
-
 <file path=word/numbering.xml><?xml version="1.0" encoding="utf-8"?>
-<w:numbering xmlns:w="http://schemas.openxmlformats.org/wordprocessingml/2006/main">
-  <w:abstractNum w:abstractNumId="990">
+<w:numbering xmlns:wpc="http://schemas.microsoft.com/office/word/2010/wordprocessingCanvas" xmlns:cx="http://schemas.microsoft.com/office/drawing/2014/chartex" xmlns:cx1="http://schemas.microsoft.com/office/drawing/2015/9/8/chartex" xmlns:cx2="http://schemas.microsoft.com/office/drawing/2015/10/21/chartex" xmlns:cx3="http://schemas.microsoft.com/office/drawing/2016/5/9/chartex" xmlns:cx4="http://schemas.microsoft.com/office/drawing/2016/5/10/chartex" xmlns:cx5="http://schemas.microsoft.com/office/drawing/2016/5/11/chartex" xmlns:cx6="http://schemas.microsoft.com/office/drawing/2016/5/12/chartex" xmlns:cx7="http://schemas.microsoft.com/office/drawing/2016/5/13/chartex" xmlns:cx8="http://schemas.microsoft.com/office/drawing/2016/5/14/chartex" xmlns:mc="http://schemas.openxmlformats.org/markup-compatibility/2006" xmlns:aink="http://schemas.microsoft.com/office/drawing/2016/ink" xmlns:am3d="http://schemas.microsoft.com/office/drawing/2017/model3d" xmlns:o="urn:schemas-microsoft-com:office:office" xmlns:oel="http://schemas.microsoft.com/office/2019/extlst" xmlns:r="http://schemas.openxmlformats.org/officeDocument/2006/relationships" xmlns:m="http://schemas.openxmlformats.org/officeDocument/2006/math" xmlns:v="urn:schemas-microsoft-com:vml" xmlns:wp14="http://schemas.microsoft.com/office/word/2010/wordprocessingDrawing" xmlns:wp="http://schemas.openxmlformats.org/drawingml/2006/wordprocessingDrawing" xmlns:w10="urn:schemas-microsoft-com:office:word" xmlns:w="http://schemas.openxmlformats.org/wordprocessingml/2006/main" xmlns:w14="http://schemas.microsoft.com/office/word/2010/wordml" xmlns:w15="http://schemas.microsoft.com/office/word/2012/wordml" xmlns:w16cex="http://schemas.microsoft.com/office/word/2018/wordml/cex" xmlns:w16cid="http://schemas.microsoft.com/office/word/2016/wordml/cid" xmlns:w16="http://schemas.microsoft.com/office/word/2018/wordml" xmlns:w16du="http://schemas.microsoft.com/office/word/2023/wordml/word16du" xmlns:w16sdtdh="http://schemas.microsoft.com/office/word/2020/wordml/sdtdatahash" xmlns:w16sdtfl="http://schemas.microsoft.com/office/word/2024/wordml/sdtformatlock" xmlns:w16se="http://schemas.microsoft.com/office/word/2015/wordml/symex" xmlns:wpg="http://schemas.microsoft.com/office/word/2010/wordprocessingGroup" xmlns:wpi="http://schemas.microsoft.com/office/word/2010/wordprocessingInk" xmlns:wne="http://schemas.microsoft.com/office/word/2006/wordml" xmlns:wps="http://schemas.microsoft.com/office/word/2010/wordprocessingShape" mc:Ignorable="w14 w15 w16se w16cid w16 w16cex w16sdtdh w16sdtfl w16du wp14">
+  <w:abstractNum w:abstractNumId="0" w15:restartNumberingAfterBreak="0">
     <w:nsid w:val="0000A990"/>
     <w:multiLevelType w:val="multilevel"/>
+    <w:tmpl w:val="4300D318"/>
     <w:lvl w:ilvl="0">
       <w:numFmt w:val="bullet"/>
       <w:lvlText w:val=" "/>
@@ -794,9 +769,114 @@
       </w:pPr>
     </w:lvl>
   </w:abstractNum>
-  <w:abstractNum w:abstractNumId="99411">
+  <w:abstractNum w:abstractNumId="1" w15:restartNumberingAfterBreak="0">
+    <w:nsid w:val="0000A991"/>
+    <w:multiLevelType w:val="multilevel"/>
+    <w:tmpl w:val="5E5A3D22"/>
+    <w:lvl w:ilvl="0">
+      <w:numFmt w:val="bullet"/>
+      <w:lvlText w:val=""/>
+      <w:lvlJc w:val="left"/>
+      <w:pPr>
+        <w:ind w:left="720" w:hanging="360"/>
+      </w:pPr>
+      <w:rPr>
+        <w:rFonts w:ascii="Symbol" w:hAnsi="Symbol" w:cs="Symbol" w:hint="default"/>
+      </w:rPr>
+    </w:lvl>
+    <w:lvl w:ilvl="1">
+      <w:numFmt w:val="bullet"/>
+      <w:lvlText w:val="o"/>
+      <w:lvlJc w:val="left"/>
+      <w:pPr>
+        <w:ind w:left="1440" w:hanging="360"/>
+      </w:pPr>
+      <w:rPr>
+        <w:rFonts w:ascii="Courier New" w:hAnsi="Courier New" w:cs="Courier New" w:hint="default"/>
+      </w:rPr>
+    </w:lvl>
+    <w:lvl w:ilvl="2">
+      <w:numFmt w:val="bullet"/>
+      <w:lvlText w:val=""/>
+      <w:lvlJc w:val="left"/>
+      <w:pPr>
+        <w:ind w:left="2160" w:hanging="360"/>
+      </w:pPr>
+      <w:rPr>
+        <w:rFonts w:ascii="Wingdings" w:hAnsi="Wingdings" w:cs="Wingdings" w:hint="default"/>
+      </w:rPr>
+    </w:lvl>
+    <w:lvl w:ilvl="3">
+      <w:numFmt w:val="bullet"/>
+      <w:lvlText w:val=""/>
+      <w:lvlJc w:val="left"/>
+      <w:pPr>
+        <w:ind w:left="2880" w:hanging="360"/>
+      </w:pPr>
+      <w:rPr>
+        <w:rFonts w:ascii="Symbol" w:hAnsi="Symbol" w:cs="Symbol" w:hint="default"/>
+      </w:rPr>
+    </w:lvl>
+    <w:lvl w:ilvl="4">
+      <w:numFmt w:val="bullet"/>
+      <w:lvlText w:val="o"/>
+      <w:lvlJc w:val="left"/>
+      <w:pPr>
+        <w:ind w:left="3600" w:hanging="360"/>
+      </w:pPr>
+      <w:rPr>
+        <w:rFonts w:ascii="Courier New" w:hAnsi="Courier New" w:cs="Courier New" w:hint="default"/>
+      </w:rPr>
+    </w:lvl>
+    <w:lvl w:ilvl="5">
+      <w:numFmt w:val="bullet"/>
+      <w:lvlText w:val=""/>
+      <w:lvlJc w:val="left"/>
+      <w:pPr>
+        <w:ind w:left="4320" w:hanging="360"/>
+      </w:pPr>
+      <w:rPr>
+        <w:rFonts w:ascii="Wingdings" w:hAnsi="Wingdings" w:cs="Wingdings" w:hint="default"/>
+      </w:rPr>
+    </w:lvl>
+    <w:lvl w:ilvl="6">
+      <w:numFmt w:val="bullet"/>
+      <w:lvlText w:val=""/>
+      <w:lvlJc w:val="left"/>
+      <w:pPr>
+        <w:ind w:left="5040" w:hanging="360"/>
+      </w:pPr>
+      <w:rPr>
+        <w:rFonts w:ascii="Symbol" w:hAnsi="Symbol" w:cs="Symbol" w:hint="default"/>
+      </w:rPr>
+    </w:lvl>
+    <w:lvl w:ilvl="7">
+      <w:numFmt w:val="bullet"/>
+      <w:lvlText w:val="o"/>
+      <w:lvlJc w:val="left"/>
+      <w:pPr>
+        <w:ind w:left="5760" w:hanging="360"/>
+      </w:pPr>
+      <w:rPr>
+        <w:rFonts w:ascii="Courier New" w:hAnsi="Courier New" w:cs="Courier New" w:hint="default"/>
+      </w:rPr>
+    </w:lvl>
+    <w:lvl w:ilvl="8">
+      <w:numFmt w:val="bullet"/>
+      <w:lvlText w:val=""/>
+      <w:lvlJc w:val="left"/>
+      <w:pPr>
+        <w:ind w:left="6480" w:hanging="360"/>
+      </w:pPr>
+      <w:rPr>
+        <w:rFonts w:ascii="Wingdings" w:hAnsi="Wingdings" w:cs="Wingdings" w:hint="default"/>
+      </w:rPr>
+    </w:lvl>
+  </w:abstractNum>
+  <w:abstractNum w:abstractNumId="2" w15:restartNumberingAfterBreak="0">
     <w:nsid w:val="00A99411"/>
     <w:multiLevelType w:val="multilevel"/>
+    <w:tmpl w:val="D6B6C25A"/>
     <w:lvl w:ilvl="0">
       <w:start w:val="1"/>
       <w:numFmt w:val="decimal"/>
@@ -879,112 +959,10 @@
       </w:pPr>
     </w:lvl>
   </w:abstractNum>
-  <w:abstractNum w:abstractNumId="991">
-    <w:nsid w:val="0000A991"/>
-    <w:multiLevelType w:val="multilevel"/>
-    <w:lvl w:ilvl="0">
-      <w:numFmt w:val="bullet"/>
-      <w:lvlText w:val=""/>
-      <w:lvlJc w:val="left"/>
-      <w:pPr>
-        <w:ind w:left="720" w:hanging="360"/>
-      </w:pPr>
-      <w:rPr>
-        <w:rFonts w:ascii="Symbol" w:hAnsi="Symbol" w:cs="Symbol" w:hint="default"/>
-      </w:rPr>
-    </w:lvl>
-    <w:lvl w:ilvl="1">
-      <w:numFmt w:val="bullet"/>
-      <w:lvlText w:val="o"/>
-      <w:lvlJc w:val="left"/>
-      <w:pPr>
-        <w:ind w:left="1440" w:hanging="360"/>
-      </w:pPr>
-      <w:rPr>
-        <w:rFonts w:ascii="Courier New" w:hAnsi="Courier New" w:cs="Courier New" w:hint="default"/>
-      </w:rPr>
-    </w:lvl>
-    <w:lvl w:ilvl="2">
-      <w:numFmt w:val="bullet"/>
-      <w:lvlText w:val=""/>
-      <w:lvlJc w:val="left"/>
-      <w:pPr>
-        <w:ind w:left="2160" w:hanging="360"/>
-      </w:pPr>
-      <w:rPr>
-        <w:rFonts w:ascii="Wingdings" w:hAnsi="Wingdings" w:cs="Wingdings" w:hint="default"/>
-      </w:rPr>
-    </w:lvl>
-    <w:lvl w:ilvl="3">
-      <w:numFmt w:val="bullet"/>
-      <w:lvlText w:val=""/>
-      <w:lvlJc w:val="left"/>
-      <w:pPr>
-        <w:ind w:left="2880" w:hanging="360"/>
-      </w:pPr>
-      <w:rPr>
-        <w:rFonts w:ascii="Symbol" w:hAnsi="Symbol" w:cs="Symbol" w:hint="default"/>
-      </w:rPr>
-    </w:lvl>
-    <w:lvl w:ilvl="4">
-      <w:numFmt w:val="bullet"/>
-      <w:lvlText w:val="o"/>
-      <w:lvlJc w:val="left"/>
-      <w:pPr>
-        <w:ind w:left="3600" w:hanging="360"/>
-      </w:pPr>
-      <w:rPr>
-        <w:rFonts w:ascii="Courier New" w:hAnsi="Courier New" w:cs="Courier New" w:hint="default"/>
-      </w:rPr>
-    </w:lvl>
-    <w:lvl w:ilvl="5">
-      <w:numFmt w:val="bullet"/>
-      <w:lvlText w:val=""/>
-      <w:lvlJc w:val="left"/>
-      <w:pPr>
-        <w:ind w:left="4320" w:hanging="360"/>
-      </w:pPr>
-      <w:rPr>
-        <w:rFonts w:ascii="Wingdings" w:hAnsi="Wingdings" w:cs="Wingdings" w:hint="default"/>
-      </w:rPr>
-    </w:lvl>
-    <w:lvl w:ilvl="6">
-      <w:numFmt w:val="bullet"/>
-      <w:lvlText w:val=""/>
-      <w:lvlJc w:val="left"/>
-      <w:pPr>
-        <w:ind w:left="5040" w:hanging="360"/>
-      </w:pPr>
-      <w:rPr>
-        <w:rFonts w:ascii="Symbol" w:hAnsi="Symbol" w:cs="Symbol" w:hint="default"/>
-      </w:rPr>
-    </w:lvl>
-    <w:lvl w:ilvl="7">
-      <w:numFmt w:val="bullet"/>
-      <w:lvlText w:val="o"/>
-      <w:lvlJc w:val="left"/>
-      <w:pPr>
-        <w:ind w:left="5760" w:hanging="360"/>
-      </w:pPr>
-      <w:rPr>
-        <w:rFonts w:ascii="Courier New" w:hAnsi="Courier New" w:cs="Courier New" w:hint="default"/>
-      </w:rPr>
-    </w:lvl>
-    <w:lvl w:ilvl="8">
-      <w:numFmt w:val="bullet"/>
-      <w:lvlText w:val=""/>
-      <w:lvlJc w:val="left"/>
-      <w:pPr>
-        <w:ind w:left="6480" w:hanging="360"/>
-      </w:pPr>
-      <w:rPr>
-        <w:rFonts w:ascii="Wingdings" w:hAnsi="Wingdings" w:cs="Wingdings" w:hint="default"/>
-      </w:rPr>
-    </w:lvl>
-  </w:abstractNum>
-  <w:abstractNum w:abstractNumId="99412">
+  <w:abstractNum w:abstractNumId="3" w15:restartNumberingAfterBreak="0">
     <w:nsid w:val="00A99412"/>
     <w:multiLevelType w:val="multilevel"/>
+    <w:tmpl w:val="79648F80"/>
     <w:lvl w:ilvl="0">
       <w:start w:val="2"/>
       <w:numFmt w:val="decimal"/>
@@ -1067,9 +1045,10 @@
       </w:pPr>
     </w:lvl>
   </w:abstractNum>
-  <w:abstractNum w:abstractNumId="99413">
+  <w:abstractNum w:abstractNumId="4" w15:restartNumberingAfterBreak="0">
     <w:nsid w:val="00A99413"/>
     <w:multiLevelType w:val="multilevel"/>
+    <w:tmpl w:val="A2D66452"/>
     <w:lvl w:ilvl="0">
       <w:start w:val="3"/>
       <w:numFmt w:val="decimal"/>
@@ -1152,11 +1131,11 @@
       </w:pPr>
     </w:lvl>
   </w:abstractNum>
-  <w:num w:numId="1000">
-    <w:abstractNumId w:val="990"/>
+  <w:num w:numId="1" w16cid:durableId="1904287887">
+    <w:abstractNumId w:val="0"/>
   </w:num>
-  <w:num w:numId="1001">
-    <w:abstractNumId w:val="99411"/>
+  <w:num w:numId="2" w16cid:durableId="2062946363">
+    <w:abstractNumId w:val="2"/>
     <w:lvlOverride w:ilvl="0">
       <w:startOverride w:val="1"/>
     </w:lvlOverride>
@@ -1185,17 +1164,17 @@
       <w:startOverride w:val="1"/>
     </w:lvlOverride>
   </w:num>
-  <w:num w:numId="1002">
-    <w:abstractNumId w:val="991"/>
+  <w:num w:numId="3" w16cid:durableId="97918946">
+    <w:abstractNumId w:val="1"/>
   </w:num>
-  <w:num w:numId="1003">
-    <w:abstractNumId w:val="991"/>
+  <w:num w:numId="4" w16cid:durableId="1423532765">
+    <w:abstractNumId w:val="1"/>
   </w:num>
-  <w:num w:numId="1004">
-    <w:abstractNumId w:val="991"/>
+  <w:num w:numId="5" w16cid:durableId="1479301480">
+    <w:abstractNumId w:val="1"/>
   </w:num>
-  <w:num w:numId="1005">
-    <w:abstractNumId w:val="99412"/>
+  <w:num w:numId="6" w16cid:durableId="514002036">
+    <w:abstractNumId w:val="3"/>
     <w:lvlOverride w:ilvl="0">
       <w:startOverride w:val="2"/>
     </w:lvlOverride>
@@ -1224,11 +1203,11 @@
       <w:startOverride w:val="2"/>
     </w:lvlOverride>
   </w:num>
-  <w:num w:numId="1006">
-    <w:abstractNumId w:val="991"/>
+  <w:num w:numId="7" w16cid:durableId="18971923">
+    <w:abstractNumId w:val="1"/>
   </w:num>
-  <w:num w:numId="1007">
-    <w:abstractNumId w:val="99411"/>
+  <w:num w:numId="8" w16cid:durableId="1554073676">
+    <w:abstractNumId w:val="2"/>
     <w:lvlOverride w:ilvl="0">
       <w:startOverride w:val="1"/>
     </w:lvlOverride>
@@ -1257,11 +1236,11 @@
       <w:startOverride w:val="1"/>
     </w:lvlOverride>
   </w:num>
-  <w:num w:numId="1008">
-    <w:abstractNumId w:val="991"/>
+  <w:num w:numId="9" w16cid:durableId="289362308">
+    <w:abstractNumId w:val="1"/>
   </w:num>
-  <w:num w:numId="1009">
-    <w:abstractNumId w:val="99412"/>
+  <w:num w:numId="10" w16cid:durableId="1032656754">
+    <w:abstractNumId w:val="3"/>
     <w:lvlOverride w:ilvl="0">
       <w:startOverride w:val="2"/>
     </w:lvlOverride>
@@ -1290,11 +1269,11 @@
       <w:startOverride w:val="2"/>
     </w:lvlOverride>
   </w:num>
-  <w:num w:numId="1010">
-    <w:abstractNumId w:val="991"/>
+  <w:num w:numId="11" w16cid:durableId="1029602930">
+    <w:abstractNumId w:val="1"/>
   </w:num>
-  <w:num w:numId="1011">
-    <w:abstractNumId w:val="99413"/>
+  <w:num w:numId="12" w16cid:durableId="1195190946">
+    <w:abstractNumId w:val="4"/>
     <w:lvlOverride w:ilvl="0">
       <w:startOverride w:val="3"/>
     </w:lvlOverride>
@@ -1323,11 +1302,11 @@
       <w:startOverride w:val="3"/>
     </w:lvlOverride>
   </w:num>
-  <w:num w:numId="1012">
-    <w:abstractNumId w:val="991"/>
+  <w:num w:numId="13" w16cid:durableId="813376904">
+    <w:abstractNumId w:val="1"/>
   </w:num>
-  <w:num w:numId="1013">
-    <w:abstractNumId w:val="99411"/>
+  <w:num w:numId="14" w16cid:durableId="1079061541">
+    <w:abstractNumId w:val="2"/>
     <w:lvlOverride w:ilvl="0">
       <w:startOverride w:val="1"/>
     </w:lvlOverride>
@@ -1356,11 +1335,11 @@
       <w:startOverride w:val="1"/>
     </w:lvlOverride>
   </w:num>
-  <w:num w:numId="1014">
-    <w:abstractNumId w:val="991"/>
+  <w:num w:numId="15" w16cid:durableId="1839997872">
+    <w:abstractNumId w:val="1"/>
   </w:num>
-  <w:num w:numId="1015">
-    <w:abstractNumId w:val="99412"/>
+  <w:num w:numId="16" w16cid:durableId="1257906697">
+    <w:abstractNumId w:val="3"/>
     <w:lvlOverride w:ilvl="0">
       <w:startOverride w:val="2"/>
     </w:lvlOverride>
@@ -1389,11 +1368,11 @@
       <w:startOverride w:val="2"/>
     </w:lvlOverride>
   </w:num>
-  <w:num w:numId="1016">
-    <w:abstractNumId w:val="991"/>
+  <w:num w:numId="17" w16cid:durableId="311256649">
+    <w:abstractNumId w:val="1"/>
   </w:num>
-  <w:num w:numId="1017">
-    <w:abstractNumId w:val="99413"/>
+  <w:num w:numId="18" w16cid:durableId="1119452540">
+    <w:abstractNumId w:val="4"/>
     <w:lvlOverride w:ilvl="0">
       <w:startOverride w:val="3"/>
     </w:lvlOverride>
@@ -1422,24 +1401,24 @@
       <w:startOverride w:val="3"/>
     </w:lvlOverride>
   </w:num>
-  <w:num w:numId="1018">
-    <w:abstractNumId w:val="991"/>
+  <w:num w:numId="19" w16cid:durableId="2055033588">
+    <w:abstractNumId w:val="1"/>
   </w:num>
-  <w:num w:numId="1019">
-    <w:abstractNumId w:val="991"/>
+  <w:num w:numId="20" w16cid:durableId="2114662703">
+    <w:abstractNumId w:val="1"/>
   </w:num>
 </w:numbering>
 </file>
 
 <file path=word/styles.xml><?xml version="1.0" encoding="utf-8"?>
-<w:styles xmlns:r="http://schemas.openxmlformats.org/officeDocument/2006/relationships" xmlns:w="http://schemas.openxmlformats.org/wordprocessingml/2006/main">
+<w:styles xmlns:mc="http://schemas.openxmlformats.org/markup-compatibility/2006" xmlns:r="http://schemas.openxmlformats.org/officeDocument/2006/relationships" xmlns:w="http://schemas.openxmlformats.org/wordprocessingml/2006/main" xmlns:w14="http://schemas.microsoft.com/office/word/2010/wordml" xmlns:w15="http://schemas.microsoft.com/office/word/2012/wordml" xmlns:w16cex="http://schemas.microsoft.com/office/word/2018/wordml/cex" xmlns:w16cid="http://schemas.microsoft.com/office/word/2016/wordml/cid" xmlns:w16="http://schemas.microsoft.com/office/word/2018/wordml" xmlns:w16du="http://schemas.microsoft.com/office/word/2023/wordml/word16du" xmlns:w16sdtdh="http://schemas.microsoft.com/office/word/2020/wordml/sdtdatahash" xmlns:w16sdtfl="http://schemas.microsoft.com/office/word/2024/wordml/sdtformatlock" xmlns:w16se="http://schemas.microsoft.com/office/word/2015/wordml/symex" mc:Ignorable="w14 w15 w16se w16cid w16 w16cex w16sdtdh w16sdtfl w16du">
   <w:docDefaults>
     <w:rPrDefault>
       <w:rPr>
-        <w:rFonts w:asciiTheme="minorHAnsi" w:cstheme="minorBidi" w:eastAsiaTheme="minorEastAsia" w:hAnsiTheme="minorHAnsi"/>
+        <w:rFonts w:asciiTheme="minorHAnsi" w:eastAsiaTheme="minorEastAsia" w:hAnsiTheme="minorHAnsi" w:cstheme="minorBidi"/>
         <w:sz w:val="24"/>
         <w:szCs w:val="24"/>
-        <w:lang w:bidi="ar-SA" w:eastAsia="zh-CN" w:val="en-US"/>
+        <w:lang w:val="en-US" w:eastAsia="zh-CN" w:bidi="ar-SA"/>
       </w:rPr>
     </w:rPrDefault>
     <w:pPrDefault>
@@ -1448,168 +1427,255 @@
       </w:pPr>
     </w:pPrDefault>
   </w:docDefaults>
-  <w:latentStyles w:count="276" w:defLockedState="0" w:defQFormat="0" w:defSemiHidden="0" w:defUIPriority="0" w:defUnhideWhenUsed="0"/>
-  <w:style w:default="1" w:styleId="Normal" w:type="paragraph">
+  <w:latentStyles w:defLockedState="0" w:defUIPriority="0" w:defSemiHidden="0" w:defUnhideWhenUsed="0" w:defQFormat="0" w:count="376">
+    <w:lsdException w:name="Normal Table" w:semiHidden="1" w:unhideWhenUsed="1"/>
+    <w:lsdException w:name="Table Simple 1" w:semiHidden="1" w:unhideWhenUsed="1"/>
+    <w:lsdException w:name="Table Simple 2" w:semiHidden="1" w:unhideWhenUsed="1"/>
+    <w:lsdException w:name="Table Simple 3" w:semiHidden="1" w:unhideWhenUsed="1"/>
+    <w:lsdException w:name="Table Classic 1" w:semiHidden="1" w:unhideWhenUsed="1"/>
+    <w:lsdException w:name="Table Classic 2" w:semiHidden="1" w:unhideWhenUsed="1"/>
+    <w:lsdException w:name="Table Classic 3" w:semiHidden="1" w:unhideWhenUsed="1"/>
+    <w:lsdException w:name="Table Classic 4" w:semiHidden="1" w:unhideWhenUsed="1"/>
+    <w:lsdException w:name="Table Colorful 1" w:semiHidden="1" w:unhideWhenUsed="1"/>
+    <w:lsdException w:name="Table Colorful 2" w:semiHidden="1" w:unhideWhenUsed="1"/>
+    <w:lsdException w:name="Table Colorful 3" w:semiHidden="1" w:unhideWhenUsed="1"/>
+    <w:lsdException w:name="Table Columns 1" w:semiHidden="1" w:unhideWhenUsed="1"/>
+    <w:lsdException w:name="Table Columns 2" w:semiHidden="1" w:unhideWhenUsed="1"/>
+    <w:lsdException w:name="Table Columns 3" w:semiHidden="1" w:unhideWhenUsed="1"/>
+    <w:lsdException w:name="Table Columns 4" w:semiHidden="1" w:unhideWhenUsed="1"/>
+    <w:lsdException w:name="Table Columns 5" w:semiHidden="1" w:unhideWhenUsed="1"/>
+    <w:lsdException w:name="Table Grid 1" w:semiHidden="1" w:unhideWhenUsed="1"/>
+    <w:lsdException w:name="Table Grid 2" w:semiHidden="1" w:unhideWhenUsed="1"/>
+    <w:lsdException w:name="Table Grid 3" w:semiHidden="1" w:unhideWhenUsed="1"/>
+    <w:lsdException w:name="Table Grid 4" w:semiHidden="1" w:unhideWhenUsed="1"/>
+    <w:lsdException w:name="Table Grid 5" w:semiHidden="1" w:unhideWhenUsed="1"/>
+    <w:lsdException w:name="Table Grid 6" w:semiHidden="1" w:unhideWhenUsed="1"/>
+    <w:lsdException w:name="Table Grid 7" w:semiHidden="1" w:unhideWhenUsed="1"/>
+    <w:lsdException w:name="Table Grid 8" w:semiHidden="1" w:unhideWhenUsed="1"/>
+    <w:lsdException w:name="Table List 1" w:semiHidden="1" w:unhideWhenUsed="1"/>
+    <w:lsdException w:name="Table List 2" w:semiHidden="1" w:unhideWhenUsed="1"/>
+    <w:lsdException w:name="Table List 3" w:semiHidden="1" w:unhideWhenUsed="1"/>
+    <w:lsdException w:name="Table List 4" w:semiHidden="1" w:unhideWhenUsed="1"/>
+    <w:lsdException w:name="Table List 5" w:semiHidden="1" w:unhideWhenUsed="1"/>
+    <w:lsdException w:name="Table List 6" w:semiHidden="1" w:unhideWhenUsed="1"/>
+    <w:lsdException w:name="Table List 7" w:semiHidden="1" w:unhideWhenUsed="1"/>
+    <w:lsdException w:name="Table List 8" w:semiHidden="1" w:unhideWhenUsed="1"/>
+    <w:lsdException w:name="Table 3D effects 1" w:semiHidden="1" w:unhideWhenUsed="1"/>
+    <w:lsdException w:name="Table 3D effects 2" w:semiHidden="1" w:unhideWhenUsed="1"/>
+    <w:lsdException w:name="Table 3D effects 3" w:semiHidden="1" w:unhideWhenUsed="1"/>
+    <w:lsdException w:name="Table Contemporary" w:semiHidden="1" w:unhideWhenUsed="1"/>
+    <w:lsdException w:name="Table Elegant" w:semiHidden="1" w:unhideWhenUsed="1"/>
+    <w:lsdException w:name="Table Professional" w:semiHidden="1" w:unhideWhenUsed="1"/>
+    <w:lsdException w:name="Table Subtle 1" w:semiHidden="1" w:unhideWhenUsed="1"/>
+    <w:lsdException w:name="Table Subtle 2" w:semiHidden="1" w:unhideWhenUsed="1"/>
+    <w:lsdException w:name="Table Web 1" w:semiHidden="1" w:unhideWhenUsed="1"/>
+    <w:lsdException w:name="Table Web 2" w:semiHidden="1" w:unhideWhenUsed="1"/>
+    <w:lsdException w:name="Table Web 3" w:semiHidden="1" w:unhideWhenUsed="1"/>
+    <w:lsdException w:name="Table Theme" w:semiHidden="1" w:unhideWhenUsed="1"/>
+    <w:lsdException w:name="Light Shading"/>
+    <w:lsdException w:name="Light List"/>
+    <w:lsdException w:name="Light Grid"/>
+    <w:lsdException w:name="Medium Shading 1"/>
+    <w:lsdException w:name="Medium Shading 2"/>
+    <w:lsdException w:name="Medium List 1"/>
+    <w:lsdException w:name="Medium List 2"/>
+    <w:lsdException w:name="Medium Grid 1"/>
+    <w:lsdException w:name="Medium Grid 2"/>
+    <w:lsdException w:name="Medium Grid 3"/>
+    <w:lsdException w:name="Dark List"/>
+    <w:lsdException w:name="Colorful Shading"/>
+    <w:lsdException w:name="Colorful List"/>
+    <w:lsdException w:name="Colorful Grid"/>
+    <w:lsdException w:name="Light Shading Accent 1"/>
+    <w:lsdException w:name="Light List Accent 1"/>
+    <w:lsdException w:name="Light Grid Accent 1"/>
+    <w:lsdException w:name="Medium Shading 1 Accent 1"/>
+    <w:lsdException w:name="Medium Shading 2 Accent 1"/>
+    <w:lsdException w:name="Medium List 1 Accent 1"/>
+    <w:lsdException w:name="Medium List 2 Accent 1"/>
+    <w:lsdException w:name="Medium Grid 1 Accent 1"/>
+    <w:lsdException w:name="Medium Grid 2 Accent 1"/>
+    <w:lsdException w:name="Medium Grid 3 Accent 1"/>
+    <w:lsdException w:name="Dark List Accent 1"/>
+    <w:lsdException w:name="Colorful Shading Accent 1"/>
+    <w:lsdException w:name="Colorful List Accent 1"/>
+    <w:lsdException w:name="Colorful Grid Accent 1"/>
+    <w:lsdException w:name="Light Shading Accent 2"/>
+    <w:lsdException w:name="Light List Accent 2"/>
+    <w:lsdException w:name="Light Grid Accent 2"/>
+    <w:lsdException w:name="Medium Shading 1 Accent 2"/>
+    <w:lsdException w:name="Medium Shading 2 Accent 2"/>
+    <w:lsdException w:name="Medium List 1 Accent 2"/>
+    <w:lsdException w:name="Medium List 2 Accent 2"/>
+    <w:lsdException w:name="Medium Grid 1 Accent 2"/>
+    <w:lsdException w:name="Medium Grid 2 Accent 2"/>
+    <w:lsdException w:name="Medium Grid 3 Accent 2"/>
+    <w:lsdException w:name="Dark List Accent 2"/>
+    <w:lsdException w:name="Colorful Shading Accent 2"/>
+    <w:lsdException w:name="Colorful List Accent 2"/>
+    <w:lsdException w:name="Colorful Grid Accent 2"/>
+    <w:lsdException w:name="Light Shading Accent 3"/>
+    <w:lsdException w:name="Light List Accent 3"/>
+    <w:lsdException w:name="Light Grid Accent 3"/>
+    <w:lsdException w:name="Medium Shading 1 Accent 3"/>
+    <w:lsdException w:name="Medium Shading 2 Accent 3"/>
+    <w:lsdException w:name="Medium List 1 Accent 3"/>
+    <w:lsdException w:name="Medium List 2 Accent 3"/>
+    <w:lsdException w:name="Medium Grid 1 Accent 3"/>
+    <w:lsdException w:name="Medium Grid 2 Accent 3"/>
+    <w:lsdException w:name="Medium Grid 3 Accent 3"/>
+    <w:lsdException w:name="Dark List Accent 3"/>
+    <w:lsdException w:name="Colorful Shading Accent 3"/>
+    <w:lsdException w:name="Colorful List Accent 3"/>
+    <w:lsdException w:name="Colorful Grid Accent 3"/>
+    <w:lsdException w:name="Light Shading Accent 4"/>
+    <w:lsdException w:name="Light List Accent 4"/>
+    <w:lsdException w:name="Light Grid Accent 4"/>
+    <w:lsdException w:name="Medium Shading 1 Accent 4"/>
+    <w:lsdException w:name="Medium Shading 2 Accent 4"/>
+    <w:lsdException w:name="Medium List 1 Accent 4"/>
+    <w:lsdException w:name="Medium List 2 Accent 4"/>
+    <w:lsdException w:name="Medium Grid 1 Accent 4"/>
+    <w:lsdException w:name="Medium Grid 2 Accent 4"/>
+    <w:lsdException w:name="Medium Grid 3 Accent 4"/>
+    <w:lsdException w:name="Dark List Accent 4"/>
+    <w:lsdException w:name="Colorful Shading Accent 4"/>
+    <w:lsdException w:name="Colorful List Accent 4"/>
+    <w:lsdException w:name="Colorful Grid Accent 4"/>
+    <w:lsdException w:name="Light Shading Accent 5"/>
+    <w:lsdException w:name="Light List Accent 5"/>
+    <w:lsdException w:name="Light Grid Accent 5"/>
+    <w:lsdException w:name="Medium Shading 1 Accent 5"/>
+    <w:lsdException w:name="Medium Shading 2 Accent 5"/>
+    <w:lsdException w:name="Medium List 1 Accent 5"/>
+    <w:lsdException w:name="Medium List 2 Accent 5"/>
+    <w:lsdException w:name="Medium Grid 1 Accent 5"/>
+    <w:lsdException w:name="Medium Grid 2 Accent 5"/>
+    <w:lsdException w:name="Medium Grid 3 Accent 5"/>
+    <w:lsdException w:name="Dark List Accent 5"/>
+    <w:lsdException w:name="Colorful Shading Accent 5"/>
+    <w:lsdException w:name="Colorful List Accent 5"/>
+    <w:lsdException w:name="Colorful Grid Accent 5"/>
+    <w:lsdException w:name="Light Shading Accent 6"/>
+    <w:lsdException w:name="Light List Accent 6"/>
+    <w:lsdException w:name="Light Grid Accent 6"/>
+    <w:lsdException w:name="Medium Shading 1 Accent 6"/>
+    <w:lsdException w:name="Medium Shading 2 Accent 6"/>
+    <w:lsdException w:name="Medium List 1 Accent 6"/>
+    <w:lsdException w:name="Medium List 2 Accent 6"/>
+    <w:lsdException w:name="Medium Grid 1 Accent 6"/>
+    <w:lsdException w:name="Medium Grid 2 Accent 6"/>
+    <w:lsdException w:name="Medium Grid 3 Accent 6"/>
+    <w:lsdException w:name="Dark List Accent 6"/>
+    <w:lsdException w:name="Colorful Shading Accent 6"/>
+    <w:lsdException w:name="Colorful List Accent 6"/>
+    <w:lsdException w:name="Colorful Grid Accent 6"/>
+    <w:lsdException w:name="Grid Table 4" w:uiPriority="49"/>
+    <w:lsdException w:name="Grid Table 5 Dark" w:uiPriority="50"/>
+    <w:lsdException w:name="Grid Table 6 Colorful" w:uiPriority="51"/>
+    <w:lsdException w:name="Grid Table 7 Colorful" w:uiPriority="52"/>
+    <w:lsdException w:name="Grid Table 1 Light Accent 1" w:uiPriority="46"/>
+    <w:lsdException w:name="Grid Table 2 Accent 1" w:uiPriority="47"/>
+    <w:lsdException w:name="Grid Table 3 Accent 1" w:uiPriority="48"/>
+    <w:lsdException w:name="Grid Table 4 Accent 1" w:uiPriority="49"/>
+    <w:lsdException w:name="Grid Table 5 Dark Accent 1" w:uiPriority="50"/>
+    <w:lsdException w:name="Grid Table 6 Colorful Accent 1" w:uiPriority="51"/>
+    <w:lsdException w:name="Grid Table 7 Colorful Accent 1" w:uiPriority="52"/>
+    <w:lsdException w:name="Grid Table 1 Light Accent 2" w:uiPriority="46"/>
+    <w:lsdException w:name="Grid Table 2 Accent 2" w:uiPriority="47"/>
+    <w:lsdException w:name="Grid Table 3 Accent 2" w:uiPriority="48"/>
+    <w:lsdException w:name="Grid Table 4 Accent 2" w:uiPriority="49"/>
+    <w:lsdException w:name="Grid Table 5 Dark Accent 2" w:uiPriority="50"/>
+    <w:lsdException w:name="Grid Table 6 Colorful Accent 2" w:uiPriority="51"/>
+    <w:lsdException w:name="Grid Table 7 Colorful Accent 2" w:uiPriority="52"/>
+    <w:lsdException w:name="Grid Table 1 Light Accent 3" w:uiPriority="46"/>
+    <w:lsdException w:name="Grid Table 2 Accent 3" w:uiPriority="47"/>
+    <w:lsdException w:name="Grid Table 3 Accent 3" w:uiPriority="48"/>
+    <w:lsdException w:name="Grid Table 4 Accent 3" w:uiPriority="49"/>
+    <w:lsdException w:name="Grid Table 5 Dark Accent 3" w:uiPriority="50"/>
+    <w:lsdException w:name="Grid Table 6 Colorful Accent 3" w:uiPriority="51"/>
+    <w:lsdException w:name="Grid Table 7 Colorful Accent 3" w:uiPriority="52"/>
+    <w:lsdException w:name="Grid Table 1 Light Accent 4" w:uiPriority="46"/>
+    <w:lsdException w:name="Grid Table 2 Accent 4" w:uiPriority="47"/>
+    <w:lsdException w:name="Grid Table 3 Accent 4" w:uiPriority="48"/>
+    <w:lsdException w:name="Grid Table 4 Accent 4" w:uiPriority="49"/>
+    <w:lsdException w:name="Grid Table 5 Dark Accent 4" w:uiPriority="50"/>
+    <w:lsdException w:name="Grid Table 6 Colorful Accent 4" w:uiPriority="51"/>
+    <w:lsdException w:name="Grid Table 7 Colorful Accent 4" w:uiPriority="52"/>
+    <w:lsdException w:name="Grid Table 1 Light Accent 5" w:uiPriority="46"/>
+    <w:lsdException w:name="Grid Table 2 Accent 5" w:uiPriority="47"/>
+    <w:lsdException w:name="Grid Table 3 Accent 5" w:uiPriority="48"/>
+    <w:lsdException w:name="Grid Table 4 Accent 5" w:uiPriority="49"/>
+    <w:lsdException w:name="Grid Table 5 Dark Accent 5" w:uiPriority="50"/>
+    <w:lsdException w:name="Grid Table 6 Colorful Accent 5" w:uiPriority="51"/>
+    <w:lsdException w:name="Grid Table 7 Colorful Accent 5" w:uiPriority="52"/>
+    <w:lsdException w:name="Grid Table 1 Light Accent 6" w:uiPriority="46"/>
+    <w:lsdException w:name="Grid Table 2 Accent 6" w:uiPriority="47"/>
+    <w:lsdException w:name="Grid Table 3 Accent 6" w:uiPriority="48"/>
+    <w:lsdException w:name="Grid Table 4 Accent 6" w:uiPriority="49"/>
+    <w:lsdException w:name="Grid Table 5 Dark Accent 6" w:uiPriority="50"/>
+    <w:lsdException w:name="Grid Table 6 Colorful Accent 6" w:uiPriority="51"/>
+    <w:lsdException w:name="Grid Table 7 Colorful Accent 6" w:uiPriority="52"/>
+    <w:lsdException w:name="List Table 1 Light" w:uiPriority="46"/>
+    <w:lsdException w:name="List Table 2" w:uiPriority="47"/>
+    <w:lsdException w:name="List Table 3" w:uiPriority="48"/>
+    <w:lsdException w:name="List Table 4" w:uiPriority="49"/>
+    <w:lsdException w:name="List Table 5 Dark" w:uiPriority="50"/>
+    <w:lsdException w:name="List Table 6 Colorful" w:uiPriority="51"/>
+    <w:lsdException w:name="List Table 7 Colorful" w:uiPriority="52"/>
+    <w:lsdException w:name="List Table 1 Light Accent 1" w:uiPriority="46"/>
+    <w:lsdException w:name="List Table 2 Accent 1" w:uiPriority="47"/>
+    <w:lsdException w:name="List Table 3 Accent 1" w:uiPriority="48"/>
+    <w:lsdException w:name="List Table 4 Accent 1" w:uiPriority="49"/>
+    <w:lsdException w:name="List Table 5 Dark Accent 1" w:uiPriority="50"/>
+    <w:lsdException w:name="List Table 6 Colorful Accent 1" w:uiPriority="51"/>
+    <w:lsdException w:name="List Table 7 Colorful Accent 1" w:uiPriority="52"/>
+    <w:lsdException w:name="List Table 1 Light Accent 2" w:uiPriority="46"/>
+    <w:lsdException w:name="List Table 2 Accent 2" w:uiPriority="47"/>
+    <w:lsdException w:name="List Table 3 Accent 2" w:uiPriority="48"/>
+    <w:lsdException w:name="List Table 4 Accent 2" w:uiPriority="49"/>
+    <w:lsdException w:name="List Table 5 Dark Accent 2" w:uiPriority="50"/>
+    <w:lsdException w:name="List Table 6 Colorful Accent 2" w:uiPriority="51"/>
+    <w:lsdException w:name="List Table 7 Colorful Accent 2" w:uiPriority="52"/>
+    <w:lsdException w:name="List Table 1 Light Accent 3" w:uiPriority="46"/>
+    <w:lsdException w:name="List Table 2 Accent 3" w:uiPriority="47"/>
+    <w:lsdException w:name="List Table 3 Accent 3" w:uiPriority="48"/>
+    <w:lsdException w:name="List Table 4 Accent 3" w:uiPriority="49"/>
+    <w:lsdException w:name="List Table 5 Dark Accent 3" w:uiPriority="50"/>
+    <w:lsdException w:name="List Table 6 Colorful Accent 3" w:uiPriority="51"/>
+    <w:lsdException w:name="List Table 7 Colorful Accent 3" w:uiPriority="52"/>
+    <w:lsdException w:name="List Table 1 Light Accent 4" w:uiPriority="46"/>
+    <w:lsdException w:name="List Table 2 Accent 4" w:uiPriority="47"/>
+    <w:lsdException w:name="List Table 3 Accent 4" w:uiPriority="48"/>
+    <w:lsdException w:name="List Table 4 Accent 4" w:uiPriority="49"/>
+    <w:lsdException w:name="List Table 5 Dark Accent 4" w:uiPriority="50"/>
+    <w:lsdException w:name="List Table 6 Colorful Accent 4" w:uiPriority="51"/>
+    <w:lsdException w:name="List Table 7 Colorful Accent 4" w:uiPriority="52"/>
+    <w:lsdException w:name="List Table 1 Light Accent 5" w:uiPriority="46"/>
+    <w:lsdException w:name="List Table 2 Accent 5" w:uiPriority="47"/>
+    <w:lsdException w:name="List Table 3 Accent 5" w:uiPriority="48"/>
+    <w:lsdException w:name="List Table 4 Accent 5" w:uiPriority="49"/>
+    <w:lsdException w:name="List Table 5 Dark Accent 5" w:uiPriority="50"/>
+    <w:lsdException w:name="List Table 6 Colorful Accent 5" w:uiPriority="51"/>
+    <w:lsdException w:name="List Table 7 Colorful Accent 5" w:uiPriority="52"/>
+    <w:lsdException w:name="List Table 1 Light Accent 6" w:uiPriority="46"/>
+    <w:lsdException w:name="List Table 2 Accent 6" w:uiPriority="47"/>
+    <w:lsdException w:name="List Table 3 Accent 6" w:uiPriority="48"/>
+    <w:lsdException w:name="List Table 4 Accent 6" w:uiPriority="49"/>
+    <w:lsdException w:name="List Table 5 Dark Accent 6" w:uiPriority="50"/>
+    <w:lsdException w:name="List Table 6 Colorful Accent 6" w:uiPriority="51"/>
+    <w:lsdException w:name="List Table 7 Colorful Accent 6" w:uiPriority="52"/>
+    <w:lsdException w:name="Mention" w:semiHidden="1" w:uiPriority="99" w:unhideWhenUsed="1"/>
+    <w:lsdException w:name="Smart Hyperlink" w:semiHidden="1" w:uiPriority="99" w:unhideWhenUsed="1"/>
+    <w:lsdException w:name="Hashtag" w:semiHidden="1" w:uiPriority="99" w:unhideWhenUsed="1"/>
+    <w:lsdException w:name="Unresolved Mention" w:semiHidden="1" w:uiPriority="99" w:unhideWhenUsed="1"/>
+    <w:lsdException w:name="Smart Link" w:semiHidden="1" w:uiPriority="99" w:unhideWhenUsed="1"/>
+  </w:latentStyles>
+  <w:style w:type="paragraph" w:default="1" w:styleId="Normal">
     <w:name w:val="Normal"/>
     <w:qFormat/>
   </w:style>
-  <w:style w:styleId="BodyText" w:type="paragraph">
-    <w:name w:val="Body Text"/>
-    <w:basedOn w:val="Normal"/>
-    <w:link w:val="BodyTextChar"/>
-    <w:qFormat/>
-    <w:pPr>
-      <w:spacing w:after="180" w:before="180"/>
-    </w:pPr>
-  </w:style>
-  <w:style w:customStyle="1" w:styleId="FirstParagraph" w:type="paragraph">
-    <w:name w:val="First Paragraph"/>
-    <w:basedOn w:val="BodyText"/>
-    <w:next w:val="BodyText"/>
-    <w:qFormat/>
-  </w:style>
-  <w:style w:customStyle="1" w:styleId="Compact" w:type="paragraph">
-    <w:name w:val="Compact"/>
-    <w:basedOn w:val="BodyText"/>
-    <w:qFormat/>
-    <w:pPr>
-      <w:spacing w:after="36" w:before="36"/>
-    </w:pPr>
-  </w:style>
-  <w:style w:styleId="Title" w:type="paragraph">
-    <w:name w:val="Title"/>
-    <w:basedOn w:val="Normal"/>
-    <w:next w:val="BodyText"/>
-    <w:link w:val="TitleChar"/>
-    <w:uiPriority w:val="10"/>
-    <w:qFormat/>
-    <w:rsid w:val="00A10FD9"/>
-    <w:pPr>
-      <w:spacing w:after="80" w:line="240" w:lineRule="auto"/>
-      <w:contextualSpacing/>
-      <w:jc w:val="center"/>
-    </w:pPr>
-    <w:rPr>
-      <w:rFonts w:asciiTheme="majorHAnsi" w:cstheme="majorBidi" w:eastAsiaTheme="majorEastAsia" w:hAnsiTheme="majorHAnsi"/>
-      <w:sz w:val="56"/>
-      <w:szCs w:val="56"/>
-    </w:rPr>
-  </w:style>
-  <w:style w:customStyle="1" w:styleId="TitleChar" w:type="character">
-    <w:name w:val="Title Char"/>
-    <w:basedOn w:val="DefaultParagraphFont"/>
-    <w:link w:val="Title"/>
-    <w:uiPriority w:val="10"/>
-    <w:rsid w:val="00A10FD9"/>
-    <w:rPr>
-      <w:rFonts w:asciiTheme="majorHAnsi" w:cstheme="majorBidi" w:eastAsiaTheme="majorEastAsia" w:hAnsiTheme="majorHAnsi"/>
-      <w:sz w:val="56"/>
-      <w:szCs w:val="56"/>
-    </w:rPr>
-  </w:style>
-  <w:style w:styleId="Subtitle" w:type="paragraph">
-    <w:name w:val="Subtitle"/>
-    <w:basedOn w:val="Title"/>
-    <w:next w:val="BodyText"/>
-    <w:link w:val="SubtitleChar"/>
-    <w:uiPriority w:val="11"/>
-    <w:qFormat/>
-    <w:rsid w:val="00A10FD9"/>
-    <w:pPr>
-      <w:numPr>
-        <w:ilvl w:val="1"/>
-      </w:numPr>
-    </w:pPr>
-    <w:rPr>
-      <w:rFonts w:cstheme="majorBidi" w:eastAsiaTheme="majorEastAsia"/>
-      <w:spacing w:val="15"/>
-      <w:sz w:val="28"/>
-      <w:szCs w:val="28"/>
-    </w:rPr>
-  </w:style>
-  <w:style w:customStyle="1" w:styleId="SubtitleChar" w:type="character">
-    <w:name w:val="Subtitle Char"/>
-    <w:basedOn w:val="DefaultParagraphFont"/>
-    <w:link w:val="Subtitle"/>
-    <w:uiPriority w:val="11"/>
-    <w:rsid w:val="00A10FD9"/>
-    <w:rPr>
-      <w:rFonts w:cstheme="majorBidi" w:eastAsiaTheme="majorEastAsia"/>
-      <w:color w:themeColor="text1" w:themeTint="A6" w:val="595959"/>
-      <w:spacing w:val="15"/>
-      <w:sz w:val="28"/>
-      <w:szCs w:val="28"/>
-    </w:rPr>
-  </w:style>
-  <w:style w:customStyle="1" w:styleId="Author" w:type="paragraph">
-    <w:name w:val="Author"/>
-    <w:basedOn w:val="Title"/>
-    <w:next w:val="BodyText"/>
-    <w:qFormat/>
-    <w:pPr>
-      <w:keepNext/>
-      <w:keepLines/>
-    </w:pPr>
-    <w:rPr>
-      <w:sz w:val="24"/>
-      <w:szCs w:val="24"/>
-    </w:rPr>
-  </w:style>
-  <w:style w:styleId="Date" w:type="paragraph">
-    <w:name w:val="Date"/>
-    <w:basedOn w:val="Title"/>
-    <w:next w:val="BodyText"/>
-    <w:qFormat/>
-    <w:pPr>
-      <w:keepNext/>
-      <w:keepLines/>
-    </w:pPr>
-    <w:rPr>
-      <w:sz w:val="24"/>
-      <w:szCs w:val="24"/>
-    </w:rPr>
-  </w:style>
-  <w:style w:customStyle="1" w:styleId="AbstractTitle" w:type="paragraph">
-    <w:name w:val="Abstract Title"/>
-    <w:basedOn w:val="Normal"/>
-    <w:next w:val="Abstract"/>
-    <w:qFormat/>
-    <w:pPr>
-      <w:keepNext/>
-      <w:keepLines/>
-      <w:spacing w:after="0" w:before="300"/>
-      <w:jc w:val="center"/>
-    </w:pPr>
-    <w:rPr>
-      <w:b/>
-      <w:sz w:val="20"/>
-      <w:szCs w:val="20"/>
-    </w:rPr>
-  </w:style>
-  <w:style w:customStyle="1" w:styleId="Abstract" w:type="paragraph">
-    <w:name w:val="Abstract"/>
-    <w:basedOn w:val="Normal"/>
-    <w:next w:val="BodyText"/>
-    <w:qFormat/>
-    <w:pPr>
-      <w:keepNext/>
-      <w:keepLines/>
-      <w:spacing w:after="300" w:before="100"/>
-    </w:pPr>
-    <w:rPr>
-      <w:sz w:val="20"/>
-      <w:szCs w:val="20"/>
-    </w:rPr>
-  </w:style>
-  <w:style w:styleId="Bibliography" w:type="paragraph">
-    <w:name w:val="Bibliography"/>
-    <w:basedOn w:val="Normal"/>
-    <w:next w:val="Bibliography"/>
-    <w:qFormat/>
-    <w:pPr/>
-    <w:rPr/>
-  </w:style>
-  <w:style w:styleId="Heading1" w:type="paragraph">
+  <w:style w:type="paragraph" w:styleId="Heading1">
     <w:name w:val="heading 1"/>
     <w:basedOn w:val="Normal"/>
     <w:next w:val="BodyText"/>
@@ -1620,17 +1686,17 @@
     <w:pPr>
       <w:keepNext/>
       <w:keepLines/>
-      <w:spacing w:after="80" w:before="360"/>
+      <w:spacing w:before="360" w:after="80"/>
       <w:outlineLvl w:val="0"/>
     </w:pPr>
     <w:rPr>
-      <w:rFonts w:asciiTheme="majorHAnsi" w:cstheme="majorBidi" w:eastAsiaTheme="majorEastAsia" w:hAnsiTheme="majorHAnsi"/>
-      <w:color w:themeColor="accent1" w:themeShade="BF" w:val="0F4761"/>
+      <w:rFonts w:asciiTheme="majorHAnsi" w:eastAsiaTheme="majorEastAsia" w:hAnsiTheme="majorHAnsi" w:cstheme="majorBidi"/>
+      <w:color w:val="0F4761" w:themeColor="accent1" w:themeShade="BF"/>
       <w:sz w:val="40"/>
       <w:szCs w:val="40"/>
     </w:rPr>
   </w:style>
-  <w:style w:styleId="Heading2" w:type="paragraph">
+  <w:style w:type="paragraph" w:styleId="Heading2">
     <w:name w:val="heading 2"/>
     <w:basedOn w:val="Normal"/>
     <w:next w:val="BodyText"/>
@@ -1643,17 +1709,17 @@
     <w:pPr>
       <w:keepNext/>
       <w:keepLines/>
-      <w:spacing w:after="80" w:before="160"/>
+      <w:spacing w:before="160" w:after="80"/>
       <w:outlineLvl w:val="1"/>
     </w:pPr>
     <w:rPr>
-      <w:rFonts w:asciiTheme="majorHAnsi" w:cstheme="majorBidi" w:eastAsiaTheme="majorEastAsia" w:hAnsiTheme="majorHAnsi"/>
-      <w:color w:themeColor="accent1" w:themeShade="BF" w:val="0F4761"/>
+      <w:rFonts w:asciiTheme="majorHAnsi" w:eastAsiaTheme="majorEastAsia" w:hAnsiTheme="majorHAnsi" w:cstheme="majorBidi"/>
+      <w:color w:val="0F4761" w:themeColor="accent1" w:themeShade="BF"/>
       <w:sz w:val="32"/>
       <w:szCs w:val="32"/>
     </w:rPr>
   </w:style>
-  <w:style w:styleId="Heading3" w:type="paragraph">
+  <w:style w:type="paragraph" w:styleId="Heading3">
     <w:name w:val="heading 3"/>
     <w:basedOn w:val="Normal"/>
     <w:next w:val="BodyText"/>
@@ -1666,17 +1732,17 @@
     <w:pPr>
       <w:keepNext/>
       <w:keepLines/>
-      <w:spacing w:after="80" w:before="160"/>
+      <w:spacing w:before="160" w:after="80"/>
       <w:outlineLvl w:val="2"/>
     </w:pPr>
     <w:rPr>
-      <w:rFonts w:cstheme="majorBidi" w:eastAsiaTheme="majorEastAsia"/>
-      <w:color w:themeColor="accent1" w:themeShade="BF" w:val="0F4761"/>
+      <w:rFonts w:eastAsiaTheme="majorEastAsia" w:cstheme="majorBidi"/>
+      <w:color w:val="0F4761" w:themeColor="accent1" w:themeShade="BF"/>
       <w:sz w:val="28"/>
       <w:szCs w:val="28"/>
     </w:rPr>
   </w:style>
-  <w:style w:styleId="Heading4" w:type="paragraph">
+  <w:style w:type="paragraph" w:styleId="Heading4">
     <w:name w:val="heading 4"/>
     <w:basedOn w:val="Normal"/>
     <w:next w:val="BodyText"/>
@@ -1689,17 +1755,17 @@
     <w:pPr>
       <w:keepNext/>
       <w:keepLines/>
-      <w:spacing w:after="40" w:before="80"/>
+      <w:spacing w:before="80" w:after="40"/>
       <w:outlineLvl w:val="3"/>
     </w:pPr>
     <w:rPr>
-      <w:rFonts w:cstheme="majorBidi" w:eastAsiaTheme="majorEastAsia"/>
+      <w:rFonts w:eastAsiaTheme="majorEastAsia" w:cstheme="majorBidi"/>
       <w:i/>
       <w:iCs/>
-      <w:color w:themeColor="accent1" w:themeShade="BF" w:val="0F4761"/>
-    </w:rPr>
-  </w:style>
-  <w:style w:styleId="Heading5" w:type="paragraph">
+      <w:color w:val="0F4761" w:themeColor="accent1" w:themeShade="BF"/>
+    </w:rPr>
+  </w:style>
+  <w:style w:type="paragraph" w:styleId="Heading5">
     <w:name w:val="heading 5"/>
     <w:basedOn w:val="Normal"/>
     <w:next w:val="BodyText"/>
@@ -1712,15 +1778,15 @@
     <w:pPr>
       <w:keepNext/>
       <w:keepLines/>
-      <w:spacing w:after="40" w:before="80"/>
+      <w:spacing w:before="80" w:after="40"/>
       <w:outlineLvl w:val="4"/>
     </w:pPr>
     <w:rPr>
-      <w:rFonts w:cstheme="majorBidi" w:eastAsiaTheme="majorEastAsia"/>
-      <w:color w:themeColor="accent1" w:themeShade="BF" w:val="0F4761"/>
-    </w:rPr>
-  </w:style>
-  <w:style w:styleId="Heading6" w:type="paragraph">
+      <w:rFonts w:eastAsiaTheme="majorEastAsia" w:cstheme="majorBidi"/>
+      <w:color w:val="0F4761" w:themeColor="accent1" w:themeShade="BF"/>
+    </w:rPr>
+  </w:style>
+  <w:style w:type="paragraph" w:styleId="Heading6">
     <w:name w:val="heading 6"/>
     <w:basedOn w:val="Normal"/>
     <w:next w:val="BodyText"/>
@@ -1733,17 +1799,17 @@
     <w:pPr>
       <w:keepNext/>
       <w:keepLines/>
-      <w:spacing w:after="0" w:before="40"/>
+      <w:spacing w:before="40" w:after="0"/>
       <w:outlineLvl w:val="5"/>
     </w:pPr>
     <w:rPr>
-      <w:rFonts w:cstheme="majorBidi" w:eastAsiaTheme="majorEastAsia"/>
+      <w:rFonts w:eastAsiaTheme="majorEastAsia" w:cstheme="majorBidi"/>
       <w:i/>
       <w:iCs/>
-      <w:color w:themeColor="text1" w:themeTint="A6" w:val="595959"/>
-    </w:rPr>
-  </w:style>
-  <w:style w:styleId="Heading7" w:type="paragraph">
+      <w:color w:val="595959" w:themeColor="text1" w:themeTint="A6"/>
+    </w:rPr>
+  </w:style>
+  <w:style w:type="paragraph" w:styleId="Heading7">
     <w:name w:val="heading 7"/>
     <w:basedOn w:val="Normal"/>
     <w:next w:val="BodyText"/>
@@ -1756,15 +1822,15 @@
     <w:pPr>
       <w:keepNext/>
       <w:keepLines/>
-      <w:spacing w:after="0" w:before="40"/>
+      <w:spacing w:before="40" w:after="0"/>
       <w:outlineLvl w:val="6"/>
     </w:pPr>
     <w:rPr>
-      <w:rFonts w:cstheme="majorBidi" w:eastAsiaTheme="majorEastAsia"/>
-      <w:color w:themeColor="text1" w:themeTint="A6" w:val="595959"/>
-    </w:rPr>
-  </w:style>
-  <w:style w:styleId="Heading8" w:type="paragraph">
+      <w:rFonts w:eastAsiaTheme="majorEastAsia" w:cstheme="majorBidi"/>
+      <w:color w:val="595959" w:themeColor="text1" w:themeTint="A6"/>
+    </w:rPr>
+  </w:style>
+  <w:style w:type="paragraph" w:styleId="Heading8">
     <w:name w:val="heading 8"/>
     <w:basedOn w:val="Normal"/>
     <w:next w:val="BodyText"/>
@@ -1781,13 +1847,13 @@
       <w:outlineLvl w:val="7"/>
     </w:pPr>
     <w:rPr>
-      <w:rFonts w:cstheme="majorBidi" w:eastAsiaTheme="majorEastAsia"/>
+      <w:rFonts w:eastAsiaTheme="majorEastAsia" w:cstheme="majorBidi"/>
       <w:i/>
       <w:iCs/>
-      <w:color w:themeColor="text1" w:themeTint="D8" w:val="272727"/>
-    </w:rPr>
-  </w:style>
-  <w:style w:styleId="Heading9" w:type="paragraph">
+      <w:color w:val="272727" w:themeColor="text1" w:themeTint="D8"/>
+    </w:rPr>
+  </w:style>
+  <w:style w:type="paragraph" w:styleId="Heading9">
     <w:name w:val="heading 9"/>
     <w:basedOn w:val="Normal"/>
     <w:next w:val="BodyText"/>
@@ -1804,24 +1870,202 @@
       <w:outlineLvl w:val="8"/>
     </w:pPr>
     <w:rPr>
-      <w:rFonts w:cstheme="majorBidi" w:eastAsiaTheme="majorEastAsia"/>
-      <w:color w:themeColor="text1" w:themeTint="D8" w:val="272727"/>
-    </w:rPr>
-  </w:style>
-  <w:style w:customStyle="1" w:styleId="Heading1Char" w:type="character">
+      <w:rFonts w:eastAsiaTheme="majorEastAsia" w:cstheme="majorBidi"/>
+      <w:color w:val="272727" w:themeColor="text1" w:themeTint="D8"/>
+    </w:rPr>
+  </w:style>
+  <w:style w:type="character" w:default="1" w:styleId="DefaultParagraphFont">
+    <w:name w:val="Default Paragraph Font"/>
+    <w:uiPriority w:val="1"/>
+    <w:semiHidden/>
+    <w:unhideWhenUsed/>
+  </w:style>
+  <w:style w:type="table" w:default="1" w:styleId="TableNormal">
+    <w:name w:val="Normal Table"/>
+    <w:uiPriority w:val="99"/>
+    <w:semiHidden/>
+    <w:unhideWhenUsed/>
+    <w:tblPr>
+      <w:tblInd w:w="0" w:type="dxa"/>
+      <w:tblCellMar>
+        <w:top w:w="0" w:type="dxa"/>
+        <w:left w:w="108" w:type="dxa"/>
+        <w:bottom w:w="0" w:type="dxa"/>
+        <w:right w:w="108" w:type="dxa"/>
+      </w:tblCellMar>
+    </w:tblPr>
+  </w:style>
+  <w:style w:type="numbering" w:default="1" w:styleId="NoList">
+    <w:name w:val="No List"/>
+    <w:uiPriority w:val="99"/>
+    <w:semiHidden/>
+    <w:unhideWhenUsed/>
+  </w:style>
+  <w:style w:type="paragraph" w:styleId="BodyText">
+    <w:name w:val="Body Text"/>
+    <w:basedOn w:val="Normal"/>
+    <w:qFormat/>
+    <w:pPr>
+      <w:spacing w:before="180" w:after="180"/>
+    </w:pPr>
+  </w:style>
+  <w:style w:type="paragraph" w:customStyle="1" w:styleId="FirstParagraph">
+    <w:name w:val="First Paragraph"/>
+    <w:basedOn w:val="BodyText"/>
+    <w:next w:val="BodyText"/>
+    <w:qFormat/>
+  </w:style>
+  <w:style w:type="paragraph" w:customStyle="1" w:styleId="Compact">
+    <w:name w:val="Compact"/>
+    <w:basedOn w:val="BodyText"/>
+    <w:qFormat/>
+    <w:pPr>
+      <w:spacing w:before="36" w:after="36"/>
+    </w:pPr>
+  </w:style>
+  <w:style w:type="paragraph" w:styleId="Title">
+    <w:name w:val="Title"/>
+    <w:basedOn w:val="Normal"/>
+    <w:next w:val="BodyText"/>
+    <w:link w:val="TitleChar"/>
+    <w:uiPriority w:val="10"/>
+    <w:qFormat/>
+    <w:rsid w:val="00A10FD9"/>
+    <w:pPr>
+      <w:spacing w:after="80"/>
+      <w:contextualSpacing/>
+      <w:jc w:val="center"/>
+    </w:pPr>
+    <w:rPr>
+      <w:rFonts w:asciiTheme="majorHAnsi" w:eastAsiaTheme="majorEastAsia" w:hAnsiTheme="majorHAnsi" w:cstheme="majorBidi"/>
+      <w:sz w:val="56"/>
+      <w:szCs w:val="56"/>
+    </w:rPr>
+  </w:style>
+  <w:style w:type="character" w:customStyle="1" w:styleId="TitleChar">
+    <w:name w:val="Title Char"/>
+    <w:basedOn w:val="DefaultParagraphFont"/>
+    <w:link w:val="Title"/>
+    <w:uiPriority w:val="10"/>
+    <w:rsid w:val="00A10FD9"/>
+    <w:rPr>
+      <w:rFonts w:asciiTheme="majorHAnsi" w:eastAsiaTheme="majorEastAsia" w:hAnsiTheme="majorHAnsi" w:cstheme="majorBidi"/>
+      <w:sz w:val="56"/>
+      <w:szCs w:val="56"/>
+    </w:rPr>
+  </w:style>
+  <w:style w:type="paragraph" w:styleId="Subtitle">
+    <w:name w:val="Subtitle"/>
+    <w:basedOn w:val="Title"/>
+    <w:next w:val="BodyText"/>
+    <w:link w:val="SubtitleChar"/>
+    <w:uiPriority w:val="11"/>
+    <w:qFormat/>
+    <w:rsid w:val="00A10FD9"/>
+    <w:pPr>
+      <w:numPr>
+        <w:ilvl w:val="1"/>
+      </w:numPr>
+    </w:pPr>
+    <w:rPr>
+      <w:spacing w:val="15"/>
+      <w:sz w:val="28"/>
+      <w:szCs w:val="28"/>
+    </w:rPr>
+  </w:style>
+  <w:style w:type="character" w:customStyle="1" w:styleId="SubtitleChar">
+    <w:name w:val="Subtitle Char"/>
+    <w:basedOn w:val="DefaultParagraphFont"/>
+    <w:link w:val="Subtitle"/>
+    <w:uiPriority w:val="11"/>
+    <w:rsid w:val="00A10FD9"/>
+    <w:rPr>
+      <w:rFonts w:eastAsiaTheme="majorEastAsia" w:cstheme="majorBidi"/>
+      <w:color w:val="595959" w:themeColor="text1" w:themeTint="A6"/>
+      <w:spacing w:val="15"/>
+      <w:sz w:val="28"/>
+      <w:szCs w:val="28"/>
+    </w:rPr>
+  </w:style>
+  <w:style w:type="paragraph" w:customStyle="1" w:styleId="Author">
+    <w:name w:val="Author"/>
+    <w:basedOn w:val="Title"/>
+    <w:next w:val="BodyText"/>
+    <w:qFormat/>
+    <w:pPr>
+      <w:keepNext/>
+      <w:keepLines/>
+    </w:pPr>
+    <w:rPr>
+      <w:sz w:val="24"/>
+      <w:szCs w:val="24"/>
+    </w:rPr>
+  </w:style>
+  <w:style w:type="paragraph" w:styleId="Date">
+    <w:name w:val="Date"/>
+    <w:basedOn w:val="Title"/>
+    <w:next w:val="BodyText"/>
+    <w:qFormat/>
+    <w:pPr>
+      <w:keepNext/>
+      <w:keepLines/>
+    </w:pPr>
+    <w:rPr>
+      <w:sz w:val="24"/>
+      <w:szCs w:val="24"/>
+    </w:rPr>
+  </w:style>
+  <w:style w:type="paragraph" w:customStyle="1" w:styleId="AbstractTitle">
+    <w:name w:val="Abstract Title"/>
+    <w:basedOn w:val="Normal"/>
+    <w:next w:val="Abstract"/>
+    <w:qFormat/>
+    <w:pPr>
+      <w:keepNext/>
+      <w:keepLines/>
+      <w:spacing w:before="300" w:after="0"/>
+      <w:jc w:val="center"/>
+    </w:pPr>
+    <w:rPr>
+      <w:b/>
+      <w:sz w:val="20"/>
+      <w:szCs w:val="20"/>
+    </w:rPr>
+  </w:style>
+  <w:style w:type="paragraph" w:customStyle="1" w:styleId="Abstract">
+    <w:name w:val="Abstract"/>
+    <w:basedOn w:val="Normal"/>
+    <w:next w:val="BodyText"/>
+    <w:qFormat/>
+    <w:pPr>
+      <w:keepNext/>
+      <w:keepLines/>
+      <w:spacing w:before="100" w:after="300"/>
+    </w:pPr>
+    <w:rPr>
+      <w:sz w:val="20"/>
+      <w:szCs w:val="20"/>
+    </w:rPr>
+  </w:style>
+  <w:style w:type="paragraph" w:styleId="Bibliography">
+    <w:name w:val="Bibliography"/>
+    <w:basedOn w:val="Normal"/>
+    <w:qFormat/>
+  </w:style>
+  <w:style w:type="character" w:customStyle="1" w:styleId="Heading1Char">
     <w:name w:val="Heading 1 Char"/>
     <w:basedOn w:val="DefaultParagraphFont"/>
     <w:link w:val="Heading1"/>
     <w:uiPriority w:val="9"/>
     <w:rsid w:val="00A10FD9"/>
     <w:rPr>
-      <w:rFonts w:asciiTheme="majorHAnsi" w:cstheme="majorBidi" w:eastAsiaTheme="majorEastAsia" w:hAnsiTheme="majorHAnsi"/>
-      <w:color w:themeColor="accent1" w:themeShade="BF" w:val="0F4761"/>
+      <w:rFonts w:asciiTheme="majorHAnsi" w:eastAsiaTheme="majorEastAsia" w:hAnsiTheme="majorHAnsi" w:cstheme="majorBidi"/>
+      <w:color w:val="0F4761" w:themeColor="accent1" w:themeShade="BF"/>
       <w:sz w:val="40"/>
       <w:szCs w:val="40"/>
     </w:rPr>
   </w:style>
-  <w:style w:customStyle="1" w:styleId="Heading2Char" w:type="character">
+  <w:style w:type="character" w:customStyle="1" w:styleId="Heading2Char">
     <w:name w:val="Heading 2 Char"/>
     <w:basedOn w:val="DefaultParagraphFont"/>
     <w:link w:val="Heading2"/>
@@ -1829,13 +2073,13 @@
     <w:semiHidden/>
     <w:rsid w:val="00A10FD9"/>
     <w:rPr>
-      <w:rFonts w:asciiTheme="majorHAnsi" w:cstheme="majorBidi" w:eastAsiaTheme="majorEastAsia" w:hAnsiTheme="majorHAnsi"/>
-      <w:color w:themeColor="accent1" w:themeShade="BF" w:val="0F4761"/>
+      <w:rFonts w:asciiTheme="majorHAnsi" w:eastAsiaTheme="majorEastAsia" w:hAnsiTheme="majorHAnsi" w:cstheme="majorBidi"/>
+      <w:color w:val="0F4761" w:themeColor="accent1" w:themeShade="BF"/>
       <w:sz w:val="32"/>
       <w:szCs w:val="32"/>
     </w:rPr>
   </w:style>
-  <w:style w:customStyle="1" w:styleId="Heading3Char" w:type="character">
+  <w:style w:type="character" w:customStyle="1" w:styleId="Heading3Char">
     <w:name w:val="Heading 3 Char"/>
     <w:basedOn w:val="DefaultParagraphFont"/>
     <w:link w:val="Heading3"/>
@@ -1843,13 +2087,13 @@
     <w:semiHidden/>
     <w:rsid w:val="00A10FD9"/>
     <w:rPr>
-      <w:rFonts w:cstheme="majorBidi" w:eastAsiaTheme="majorEastAsia"/>
-      <w:color w:themeColor="accent1" w:themeShade="BF" w:val="0F4761"/>
+      <w:rFonts w:eastAsiaTheme="majorEastAsia" w:cstheme="majorBidi"/>
+      <w:color w:val="0F4761" w:themeColor="accent1" w:themeShade="BF"/>
       <w:sz w:val="28"/>
       <w:szCs w:val="28"/>
     </w:rPr>
   </w:style>
-  <w:style w:customStyle="1" w:styleId="Heading4Char" w:type="character">
+  <w:style w:type="character" w:customStyle="1" w:styleId="Heading4Char">
     <w:name w:val="Heading 4 Char"/>
     <w:basedOn w:val="DefaultParagraphFont"/>
     <w:link w:val="Heading4"/>
@@ -1857,13 +2101,13 @@
     <w:semiHidden/>
     <w:rsid w:val="00A10FD9"/>
     <w:rPr>
-      <w:rFonts w:cstheme="majorBidi" w:eastAsiaTheme="majorEastAsia"/>
+      <w:rFonts w:eastAsiaTheme="majorEastAsia" w:cstheme="majorBidi"/>
       <w:i/>
       <w:iCs/>
-      <w:color w:themeColor="accent1" w:themeShade="BF" w:val="0F4761"/>
-    </w:rPr>
-  </w:style>
-  <w:style w:customStyle="1" w:styleId="Heading5Char" w:type="character">
+      <w:color w:val="0F4761" w:themeColor="accent1" w:themeShade="BF"/>
+    </w:rPr>
+  </w:style>
+  <w:style w:type="character" w:customStyle="1" w:styleId="Heading5Char">
     <w:name w:val="Heading 5 Char"/>
     <w:basedOn w:val="DefaultParagraphFont"/>
     <w:link w:val="Heading5"/>
@@ -1871,11 +2115,11 @@
     <w:semiHidden/>
     <w:rsid w:val="00A10FD9"/>
     <w:rPr>
-      <w:rFonts w:cstheme="majorBidi" w:eastAsiaTheme="majorEastAsia"/>
-      <w:color w:themeColor="accent1" w:themeShade="BF" w:val="0F4761"/>
-    </w:rPr>
-  </w:style>
-  <w:style w:customStyle="1" w:styleId="Heading6Char" w:type="character">
+      <w:rFonts w:eastAsiaTheme="majorEastAsia" w:cstheme="majorBidi"/>
+      <w:color w:val="0F4761" w:themeColor="accent1" w:themeShade="BF"/>
+    </w:rPr>
+  </w:style>
+  <w:style w:type="character" w:customStyle="1" w:styleId="Heading6Char">
     <w:name w:val="Heading 6 Char"/>
     <w:basedOn w:val="DefaultParagraphFont"/>
     <w:link w:val="Heading6"/>
@@ -1883,13 +2127,13 @@
     <w:semiHidden/>
     <w:rsid w:val="00A10FD9"/>
     <w:rPr>
-      <w:rFonts w:cstheme="majorBidi" w:eastAsiaTheme="majorEastAsia"/>
+      <w:rFonts w:eastAsiaTheme="majorEastAsia" w:cstheme="majorBidi"/>
       <w:i/>
       <w:iCs/>
-      <w:color w:themeColor="text1" w:themeTint="A6" w:val="595959"/>
-    </w:rPr>
-  </w:style>
-  <w:style w:customStyle="1" w:styleId="Heading7Char" w:type="character">
+      <w:color w:val="595959" w:themeColor="text1" w:themeTint="A6"/>
+    </w:rPr>
+  </w:style>
+  <w:style w:type="character" w:customStyle="1" w:styleId="Heading7Char">
     <w:name w:val="Heading 7 Char"/>
     <w:basedOn w:val="DefaultParagraphFont"/>
     <w:link w:val="Heading7"/>
@@ -1897,11 +2141,11 @@
     <w:semiHidden/>
     <w:rsid w:val="00A10FD9"/>
     <w:rPr>
-      <w:rFonts w:cstheme="majorBidi" w:eastAsiaTheme="majorEastAsia"/>
-      <w:color w:themeColor="text1" w:themeTint="A6" w:val="595959"/>
-    </w:rPr>
-  </w:style>
-  <w:style w:customStyle="1" w:styleId="Heading8Char" w:type="character">
+      <w:rFonts w:eastAsiaTheme="majorEastAsia" w:cstheme="majorBidi"/>
+      <w:color w:val="595959" w:themeColor="text1" w:themeTint="A6"/>
+    </w:rPr>
+  </w:style>
+  <w:style w:type="character" w:customStyle="1" w:styleId="Heading8Char">
     <w:name w:val="Heading 8 Char"/>
     <w:basedOn w:val="DefaultParagraphFont"/>
     <w:link w:val="Heading8"/>
@@ -1909,13 +2153,13 @@
     <w:semiHidden/>
     <w:rsid w:val="00A10FD9"/>
     <w:rPr>
-      <w:rFonts w:cstheme="majorBidi" w:eastAsiaTheme="majorEastAsia"/>
+      <w:rFonts w:eastAsiaTheme="majorEastAsia" w:cstheme="majorBidi"/>
       <w:i/>
       <w:iCs/>
-      <w:color w:themeColor="text1" w:themeTint="D8" w:val="272727"/>
-    </w:rPr>
-  </w:style>
-  <w:style w:customStyle="1" w:styleId="Heading9Char" w:type="character">
+      <w:color w:val="272727" w:themeColor="text1" w:themeTint="D8"/>
+    </w:rPr>
+  </w:style>
+  <w:style w:type="character" w:customStyle="1" w:styleId="Heading9Char">
     <w:name w:val="Heading 9 Char"/>
     <w:basedOn w:val="DefaultParagraphFont"/>
     <w:link w:val="Heading9"/>
@@ -1923,11 +2167,11 @@
     <w:semiHidden/>
     <w:rsid w:val="00A10FD9"/>
     <w:rPr>
-      <w:rFonts w:cstheme="majorBidi" w:eastAsiaTheme="majorEastAsia"/>
-      <w:color w:themeColor="text1" w:themeTint="D8" w:val="272727"/>
-    </w:rPr>
-  </w:style>
-  <w:style w:styleId="BlockText" w:type="paragraph">
+      <w:rFonts w:eastAsiaTheme="majorEastAsia" w:cstheme="majorBidi"/>
+      <w:color w:val="272727" w:themeColor="text1" w:themeTint="D8"/>
+    </w:rPr>
+  </w:style>
+  <w:style w:type="paragraph" w:styleId="BlockText">
     <w:name w:val="Block Text"/>
     <w:basedOn w:val="BodyText"/>
     <w:next w:val="BodyText"/>
@@ -1935,19 +2179,18 @@
     <w:unhideWhenUsed/>
     <w:qFormat/>
     <w:pPr>
-      <w:spacing w:after="100" w:before="100"/>
-      <w:ind w:firstLine="0" w:left="480" w:right="480"/>
+      <w:spacing w:before="100" w:after="100"/>
+      <w:ind w:left="480" w:right="480"/>
     </w:pPr>
   </w:style>
-  <w:style w:styleId="FootnoteText" w:type="paragraph">
-    <w:name w:val="Footnote Text"/>
+  <w:style w:type="paragraph" w:styleId="FootnoteText">
+    <w:name w:val="footnote text"/>
     <w:basedOn w:val="Normal"/>
-    <w:next w:val="FootnoteText"/>
     <w:uiPriority w:val="9"/>
     <w:unhideWhenUsed/>
     <w:qFormat/>
   </w:style>
-  <w:style w:styleId="FootnoteBlockText" w:type="paragraph">
+  <w:style w:type="paragraph" w:customStyle="1" w:styleId="FootnoteBlockText">
     <w:name w:val="Footnote Block Text"/>
     <w:basedOn w:val="FootnoteText"/>
     <w:next w:val="FootnoteText"/>
@@ -1955,40 +2198,35 @@
     <w:unhideWhenUsed/>
     <w:qFormat/>
     <w:pPr>
-      <w:spacing w:after="100" w:before="100"/>
-      <w:ind w:firstLine="0" w:left="480" w:right="480"/>
+      <w:spacing w:before="100" w:after="100"/>
+      <w:ind w:left="480" w:right="480"/>
     </w:pPr>
   </w:style>
-  <w:style w:default="1" w:styleId="DefaultParagraphFont" w:type="character">
-    <w:name w:val="Default Paragraph Font"/>
-    <w:semiHidden/>
-    <w:unhideWhenUsed/>
-  </w:style>
-  <w:style w:default="1" w:styleId="Table" w:type="table">
+  <w:style w:type="table" w:customStyle="1" w:styleId="Table">
     <w:name w:val="Table"/>
-    <w:basedOn w:val="TableNormal"/>
     <w:semiHidden/>
     <w:unhideWhenUsed/>
     <w:qFormat/>
     <w:tblPr>
-      <w:tblInd w:type="dxa" w:w="0"/>
+      <w:tblInd w:w="0" w:type="dxa"/>
       <w:tblCellMar>
-        <w:top w:type="dxa" w:w="0"/>
-        <w:left w:type="dxa" w:w="108"/>
-        <w:bottom w:type="dxa" w:w="0"/>
-        <w:right w:type="dxa" w:w="108"/>
+        <w:top w:w="0" w:type="dxa"/>
+        <w:left w:w="108" w:type="dxa"/>
+        <w:bottom w:w="0" w:type="dxa"/>
+        <w:right w:w="108" w:type="dxa"/>
       </w:tblCellMar>
     </w:tblPr>
     <w:tblStylePr w:type="firstRow">
+      <w:tblPr/>
       <w:tcPr>
         <w:tcBorders>
-          <w:bottom w:val="single"/>
+          <w:bottom w:val="single" w:sz="0" w:space="0" w:color="auto"/>
         </w:tcBorders>
         <w:vAlign w:val="bottom"/>
       </w:tcPr>
     </w:tblStylePr>
   </w:style>
-  <w:style w:customStyle="1" w:styleId="DefinitionTerm" w:type="paragraph">
+  <w:style w:type="paragraph" w:customStyle="1" w:styleId="DefinitionTerm">
     <w:name w:val="Definition Term"/>
     <w:basedOn w:val="Normal"/>
     <w:next w:val="Definition"/>
@@ -2001,75 +2239,76 @@
       <w:b/>
     </w:rPr>
   </w:style>
-  <w:style w:customStyle="1" w:styleId="Definition" w:type="paragraph">
+  <w:style w:type="paragraph" w:customStyle="1" w:styleId="Definition">
     <w:name w:val="Definition"/>
     <w:basedOn w:val="Normal"/>
   </w:style>
-  <w:style w:styleId="Caption" w:type="paragraph">
-    <w:name w:val="Caption"/>
+  <w:style w:type="paragraph" w:styleId="Caption">
+    <w:name w:val="caption"/>
     <w:basedOn w:val="Normal"/>
-    <w:link w:val="BodyTextChar"/>
+    <w:link w:val="CaptionChar"/>
     <w:pPr>
-      <w:spacing w:after="120" w:before="0"/>
+      <w:spacing w:after="120"/>
     </w:pPr>
     <w:rPr>
       <w:i/>
     </w:rPr>
   </w:style>
-  <w:style w:customStyle="1" w:styleId="TableCaption" w:type="paragraph">
+  <w:style w:type="paragraph" w:customStyle="1" w:styleId="TableCaption">
     <w:name w:val="Table Caption"/>
     <w:basedOn w:val="Caption"/>
     <w:pPr>
       <w:keepNext/>
     </w:pPr>
   </w:style>
-  <w:style w:customStyle="1" w:styleId="ImageCaption" w:type="paragraph">
+  <w:style w:type="paragraph" w:customStyle="1" w:styleId="ImageCaption">
     <w:name w:val="Image Caption"/>
     <w:basedOn w:val="Caption"/>
   </w:style>
-  <w:style w:customStyle="1" w:styleId="Figure" w:type="paragraph">
+  <w:style w:type="paragraph" w:customStyle="1" w:styleId="Figure">
     <w:name w:val="Figure"/>
     <w:basedOn w:val="Normal"/>
   </w:style>
-  <w:style w:customStyle="1" w:styleId="CaptionedFigure" w:type="paragraph">
+  <w:style w:type="paragraph" w:customStyle="1" w:styleId="CaptionedFigure">
     <w:name w:val="Captioned Figure"/>
     <w:basedOn w:val="Figure"/>
     <w:pPr>
       <w:keepNext/>
     </w:pPr>
   </w:style>
-  <w:style w:customStyle="1" w:styleId="BodyTextChar" w:type="character">
-    <w:name w:val="Body Text Char"/>
+  <w:style w:type="character" w:customStyle="1" w:styleId="CaptionChar">
+    <w:name w:val="Caption Char"/>
     <w:basedOn w:val="DefaultParagraphFont"/>
-    <w:link w:val="BodyText"/>
-  </w:style>
-  <w:style w:customStyle="1" w:styleId="VerbatimChar" w:type="character">
+    <w:link w:val="Caption"/>
+  </w:style>
+  <w:style w:type="character" w:customStyle="1" w:styleId="VerbatimChar">
     <w:name w:val="Verbatim Char"/>
-    <w:basedOn w:val="BodyTextChar"/>
-    <w:rPr>
-      <w:rFonts w:ascii="Consolas" w:hAnsi="Consolas"/>
-      <w:sz w:val="22"/>
-    </w:rPr>
-  </w:style>
-  <w:style w:customStyle="1" w:styleId="SectionNumber" w:type="character">
+    <w:basedOn w:val="CaptionChar"/>
+    <w:link w:val="SourceCode"/>
+    <w:rPr>
+      <w:rFonts w:ascii="Consolas" w:hAnsi="Consolas"/>
+      <w:sz w:val="22"/>
+    </w:rPr>
+  </w:style>
+  <w:style w:type="character" w:customStyle="1" w:styleId="SectionNumber">
     <w:name w:val="Section Number"/>
-    <w:basedOn w:val="BodyTextChar"/>
-  </w:style>
-  <w:style w:styleId="FootnoteReference" w:type="character">
-    <w:name w:val="Footnote Reference"/>
-    <w:basedOn w:val="BodyTextChar"/>
+    <w:basedOn w:val="CaptionChar"/>
+  </w:style>
+  <w:style w:type="character" w:styleId="FootnoteReference">
+    <w:name w:val="footnote reference"/>
+    <w:basedOn w:val="CaptionChar"/>
     <w:rPr>
       <w:vertAlign w:val="superscript"/>
     </w:rPr>
   </w:style>
-  <w:style w:styleId="Hyperlink" w:type="character">
+  <w:style w:type="character" w:styleId="Hyperlink">
     <w:name w:val="Hyperlink"/>
-    <w:basedOn w:val="BodyTextChar"/>
-    <w:rPr>
-      <w:color w:themeColor="accent1" w:val="4F81BD"/>
-    </w:rPr>
-  </w:style>
-  <w:style w:styleId="TOCHeading" w:type="paragraph">
+    <w:basedOn w:val="CaptionChar"/>
+    <w:rPr>
+      <w:color w:val="156082" w:themeColor="accent1"/>
+    </w:rPr>
+  </w:style>
+  <w:style w:type="paragraph" w:styleId="TOCHeading">
     <w:name w:val="TOC Heading"/>
     <w:basedOn w:val="Heading1"/>
     <w:next w:val="BodyText"/>
@@ -2080,246 +2319,305 @@
       <w:spacing w:before="240" w:line="259" w:lineRule="auto"/>
       <w:outlineLvl w:val="9"/>
     </w:pPr>
-    <w:rPr>
-      <w:rFonts w:asciiTheme="majorHAnsi" w:cstheme="majorBidi" w:eastAsiaTheme="majorEastAsia" w:hAnsiTheme="majorHAnsi"/>
-      <w:b w:val="0"/>
-      <w:bCs w:val="0"/>
-      <w:color w:themeColor="accent1" w:themeShade="BF" w:val="365F91"/>
-    </w:rPr>
   </w:style>
   <w:style w:type="paragraph" w:customStyle="1" w:styleId="SourceCode">
     <w:name w:val="Source Code"/>
     <w:basedOn w:val="Normal"/>
     <w:link w:val="VerbatimChar"/>
     <w:pPr>
-      <w:wordWrap w:val="off"/>
+      <w:wordWrap w:val="0"/>
     </w:pPr>
   </w:style>
   <w:style w:type="character" w:customStyle="1" w:styleId="KeywordTok">
     <w:name w:val="KeywordTok"/>
     <w:basedOn w:val="VerbatimChar"/>
     <w:rPr>
+      <w:rFonts w:ascii="Consolas" w:hAnsi="Consolas"/>
       <w:b/>
       <w:color w:val="007020"/>
+      <w:sz w:val="22"/>
     </w:rPr>
   </w:style>
   <w:style w:type="character" w:customStyle="1" w:styleId="DataTypeTok">
     <w:name w:val="DataTypeTok"/>
     <w:basedOn w:val="VerbatimChar"/>
     <w:rPr>
+      <w:rFonts w:ascii="Consolas" w:hAnsi="Consolas"/>
       <w:color w:val="902000"/>
+      <w:sz w:val="22"/>
     </w:rPr>
   </w:style>
   <w:style w:type="character" w:customStyle="1" w:styleId="DecValTok">
     <w:name w:val="DecValTok"/>
     <w:basedOn w:val="VerbatimChar"/>
     <w:rPr>
-      <w:color w:val="40a070"/>
+      <w:rFonts w:ascii="Consolas" w:hAnsi="Consolas"/>
+      <w:color w:val="40A070"/>
+      <w:sz w:val="22"/>
     </w:rPr>
   </w:style>
   <w:style w:type="character" w:customStyle="1" w:styleId="BaseNTok">
     <w:name w:val="BaseNTok"/>
     <w:basedOn w:val="VerbatimChar"/>
     <w:rPr>
-      <w:color w:val="40a070"/>
+      <w:rFonts w:ascii="Consolas" w:hAnsi="Consolas"/>
+      <w:color w:val="40A070"/>
+      <w:sz w:val="22"/>
     </w:rPr>
   </w:style>
   <w:style w:type="character" w:customStyle="1" w:styleId="FloatTok">
     <w:name w:val="FloatTok"/>
     <w:basedOn w:val="VerbatimChar"/>
     <w:rPr>
-      <w:color w:val="40a070"/>
+      <w:rFonts w:ascii="Consolas" w:hAnsi="Consolas"/>
+      <w:color w:val="40A070"/>
+      <w:sz w:val="22"/>
     </w:rPr>
   </w:style>
   <w:style w:type="character" w:customStyle="1" w:styleId="ConstantTok">
     <w:name w:val="ConstantTok"/>
     <w:basedOn w:val="VerbatimChar"/>
     <w:rPr>
+      <w:rFonts w:ascii="Consolas" w:hAnsi="Consolas"/>
       <w:color w:val="880000"/>
+      <w:sz w:val="22"/>
     </w:rPr>
   </w:style>
   <w:style w:type="character" w:customStyle="1" w:styleId="CharTok">
     <w:name w:val="CharTok"/>
     <w:basedOn w:val="VerbatimChar"/>
     <w:rPr>
-      <w:color w:val="4070a0"/>
+      <w:rFonts w:ascii="Consolas" w:hAnsi="Consolas"/>
+      <w:color w:val="4070A0"/>
+      <w:sz w:val="22"/>
     </w:rPr>
   </w:style>
   <w:style w:type="character" w:customStyle="1" w:styleId="SpecialCharTok">
     <w:name w:val="SpecialCharTok"/>
     <w:basedOn w:val="VerbatimChar"/>
     <w:rPr>
-      <w:color w:val="4070a0"/>
+      <w:rFonts w:ascii="Consolas" w:hAnsi="Consolas"/>
+      <w:color w:val="4070A0"/>
+      <w:sz w:val="22"/>
     </w:rPr>
   </w:style>
   <w:style w:type="character" w:customStyle="1" w:styleId="StringTok">
     <w:name w:val="StringTok"/>
     <w:basedOn w:val="VerbatimChar"/>
     <w:rPr>
-      <w:color w:val="4070a0"/>
+      <w:rFonts w:ascii="Consolas" w:hAnsi="Consolas"/>
+      <w:color w:val="4070A0"/>
+      <w:sz w:val="22"/>
     </w:rPr>
   </w:style>
   <w:style w:type="character" w:customStyle="1" w:styleId="VerbatimStringTok">
     <w:name w:val="VerbatimStringTok"/>
     <w:basedOn w:val="VerbatimChar"/>
     <w:rPr>
-      <w:color w:val="4070a0"/>
+      <w:rFonts w:ascii="Consolas" w:hAnsi="Consolas"/>
+      <w:color w:val="4070A0"/>
+      <w:sz w:val="22"/>
     </w:rPr>
   </w:style>
   <w:style w:type="character" w:customStyle="1" w:styleId="SpecialStringTok">
     <w:name w:val="SpecialStringTok"/>
     <w:basedOn w:val="VerbatimChar"/>
     <w:rPr>
-      <w:color w:val="bb6688"/>
+      <w:rFonts w:ascii="Consolas" w:hAnsi="Consolas"/>
+      <w:color w:val="BB6688"/>
+      <w:sz w:val="22"/>
     </w:rPr>
   </w:style>
   <w:style w:type="character" w:customStyle="1" w:styleId="ImportTok">
     <w:name w:val="ImportTok"/>
     <w:basedOn w:val="VerbatimChar"/>
     <w:rPr>
+      <w:rFonts w:ascii="Consolas" w:hAnsi="Consolas"/>
       <w:b/>
       <w:color w:val="008000"/>
+      <w:sz w:val="22"/>
     </w:rPr>
   </w:style>
   <w:style w:type="character" w:customStyle="1" w:styleId="CommentTok">
     <w:name w:val="CommentTok"/>
     <w:basedOn w:val="VerbatimChar"/>
     <w:rPr>
+      <w:rFonts w:ascii="Consolas" w:hAnsi="Consolas"/>
       <w:i/>
-      <w:color w:val="60a0b0"/>
+      <w:color w:val="60A0B0"/>
+      <w:sz w:val="22"/>
     </w:rPr>
   </w:style>
   <w:style w:type="character" w:customStyle="1" w:styleId="DocumentationTok">
     <w:name w:val="DocumentationTok"/>
     <w:basedOn w:val="VerbatimChar"/>
     <w:rPr>
+      <w:rFonts w:ascii="Consolas" w:hAnsi="Consolas"/>
       <w:i/>
-      <w:color w:val="ba2121"/>
+      <w:color w:val="BA2121"/>
+      <w:sz w:val="22"/>
     </w:rPr>
   </w:style>
   <w:style w:type="character" w:customStyle="1" w:styleId="AnnotationTok">
     <w:name w:val="AnnotationTok"/>
     <w:basedOn w:val="VerbatimChar"/>
     <w:rPr>
+      <w:rFonts w:ascii="Consolas" w:hAnsi="Consolas"/>
       <w:b/>
       <w:i/>
-      <w:color w:val="60a0b0"/>
+      <w:color w:val="60A0B0"/>
+      <w:sz w:val="22"/>
     </w:rPr>
   </w:style>
   <w:style w:type="character" w:customStyle="1" w:styleId="CommentVarTok">
     <w:name w:val="CommentVarTok"/>
     <w:basedOn w:val="VerbatimChar"/>
     <w:rPr>
+      <w:rFonts w:ascii="Consolas" w:hAnsi="Consolas"/>
       <w:b/>
       <w:i/>
-      <w:color w:val="60a0b0"/>
+      <w:color w:val="60A0B0"/>
+      <w:sz w:val="22"/>
     </w:rPr>
   </w:style>
   <w:style w:type="character" w:customStyle="1" w:styleId="OtherTok">
     <w:name w:val="OtherTok"/>
     <w:basedOn w:val="VerbatimChar"/>
     <w:rPr>
+      <w:rFonts w:ascii="Consolas" w:hAnsi="Consolas"/>
       <w:color w:val="007020"/>
+      <w:sz w:val="22"/>
     </w:rPr>
   </w:style>
   <w:style w:type="character" w:customStyle="1" w:styleId="FunctionTok">
     <w:name w:val="FunctionTok"/>
     <w:basedOn w:val="VerbatimChar"/>
     <w:rPr>
-      <w:color w:val="06287e"/>
+      <w:rFonts w:ascii="Consolas" w:hAnsi="Consolas"/>
+      <w:color w:val="06287E"/>
+      <w:sz w:val="22"/>
     </w:rPr>
   </w:style>
   <w:style w:type="character" w:customStyle="1" w:styleId="VariableTok">
     <w:name w:val="VariableTok"/>
     <w:basedOn w:val="VerbatimChar"/>
     <w:rPr>
-      <w:color w:val="19177c"/>
+      <w:rFonts w:ascii="Consolas" w:hAnsi="Consolas"/>
+      <w:color w:val="19177C"/>
+      <w:sz w:val="22"/>
     </w:rPr>
   </w:style>
   <w:style w:type="character" w:customStyle="1" w:styleId="ControlFlowTok">
     <w:name w:val="ControlFlowTok"/>
     <w:basedOn w:val="VerbatimChar"/>
     <w:rPr>
+      <w:rFonts w:ascii="Consolas" w:hAnsi="Consolas"/>
       <w:b/>
       <w:color w:val="007020"/>
+      <w:sz w:val="22"/>
     </w:rPr>
   </w:style>
   <w:style w:type="character" w:customStyle="1" w:styleId="OperatorTok">
     <w:name w:val="OperatorTok"/>
     <w:basedOn w:val="VerbatimChar"/>
     <w:rPr>
+      <w:rFonts w:ascii="Consolas" w:hAnsi="Consolas"/>
       <w:color w:val="666666"/>
+      <w:sz w:val="22"/>
     </w:rPr>
   </w:style>
   <w:style w:type="character" w:customStyle="1" w:styleId="BuiltInTok">
     <w:name w:val="BuiltInTok"/>
     <w:basedOn w:val="VerbatimChar"/>
     <w:rPr>
+      <w:rFonts w:ascii="Consolas" w:hAnsi="Consolas"/>
       <w:color w:val="008000"/>
+      <w:sz w:val="22"/>
     </w:rPr>
   </w:style>
   <w:style w:type="character" w:customStyle="1" w:styleId="ExtensionTok">
     <w:name w:val="ExtensionTok"/>
     <w:basedOn w:val="VerbatimChar"/>
-    <w:rPr/>
+    <w:rPr>
+      <w:rFonts w:ascii="Consolas" w:hAnsi="Consolas"/>
+      <w:sz w:val="22"/>
+    </w:rPr>
   </w:style>
   <w:style w:type="character" w:customStyle="1" w:styleId="PreprocessorTok">
     <w:name w:val="PreprocessorTok"/>
     <w:basedOn w:val="VerbatimChar"/>
     <w:rPr>
-      <w:color w:val="bc7a00"/>
+      <w:rFonts w:ascii="Consolas" w:hAnsi="Consolas"/>
+      <w:color w:val="BC7A00"/>
+      <w:sz w:val="22"/>
     </w:rPr>
   </w:style>
   <w:style w:type="character" w:customStyle="1" w:styleId="AttributeTok">
     <w:name w:val="AttributeTok"/>
     <w:basedOn w:val="VerbatimChar"/>
     <w:rPr>
-      <w:color w:val="7d9029"/>
+      <w:rFonts w:ascii="Consolas" w:hAnsi="Consolas"/>
+      <w:color w:val="7D9029"/>
+      <w:sz w:val="22"/>
     </w:rPr>
   </w:style>
   <w:style w:type="character" w:customStyle="1" w:styleId="RegionMarkerTok">
     <w:name w:val="RegionMarkerTok"/>
     <w:basedOn w:val="VerbatimChar"/>
-    <w:rPr/>
+    <w:rPr>
+      <w:rFonts w:ascii="Consolas" w:hAnsi="Consolas"/>
+      <w:sz w:val="22"/>
+    </w:rPr>
   </w:style>
   <w:style w:type="character" w:customStyle="1" w:styleId="InformationTok">
     <w:name w:val="InformationTok"/>
     <w:basedOn w:val="VerbatimChar"/>
     <w:rPr>
+      <w:rFonts w:ascii="Consolas" w:hAnsi="Consolas"/>
       <w:b/>
       <w:i/>
-      <w:color w:val="60a0b0"/>
+      <w:color w:val="60A0B0"/>
+      <w:sz w:val="22"/>
     </w:rPr>
   </w:style>
   <w:style w:type="character" w:customStyle="1" w:styleId="WarningTok">
     <w:name w:val="WarningTok"/>
     <w:basedOn w:val="VerbatimChar"/>
     <w:rPr>
+      <w:rFonts w:ascii="Consolas" w:hAnsi="Consolas"/>
       <w:b/>
       <w:i/>
-      <w:color w:val="60a0b0"/>
+      <w:color w:val="60A0B0"/>
+      <w:sz w:val="22"/>
     </w:rPr>
   </w:style>
   <w:style w:type="character" w:customStyle="1" w:styleId="AlertTok">
     <w:name w:val="AlertTok"/>
     <w:basedOn w:val="VerbatimChar"/>
     <w:rPr>
+      <w:rFonts w:ascii="Consolas" w:hAnsi="Consolas"/>
       <w:b/>
-      <w:color w:val="ff0000"/>
+      <w:color w:val="FF0000"/>
+      <w:sz w:val="22"/>
     </w:rPr>
   </w:style>
   <w:style w:type="character" w:customStyle="1" w:styleId="ErrorTok">
     <w:name w:val="ErrorTok"/>
     <w:basedOn w:val="VerbatimChar"/>
     <w:rPr>
+      <w:rFonts w:ascii="Consolas" w:hAnsi="Consolas"/>
       <w:b/>
-      <w:color w:val="ff0000"/>
+      <w:color w:val="FF0000"/>
+      <w:sz w:val="22"/>
     </w:rPr>
   </w:style>
   <w:style w:type="character" w:customStyle="1" w:styleId="NormalTok">
     <w:name w:val="NormalTok"/>
     <w:basedOn w:val="VerbatimChar"/>
-    <w:rPr/>
+    <w:rPr>
+      <w:rFonts w:ascii="Consolas" w:hAnsi="Consolas"/>
+      <w:sz w:val="22"/>
+    </w:rPr>
   </w:style>
 </w:styles>
 </file>
